--- a/atestados-servicos/as0001-eng-gustavo-josé-elias-batista-oliveira-crea-1614317240/asd006-disp866045-2023/ATESTADO045_2023.docx
+++ b/atestados-servicos/as0001-eng-gustavo-josé-elias-batista-oliveira-crea-1614317240/asd006-disp866045-2023/ATESTADO045_2023.docx
@@ -1,6 +1,6 @@
 
 <file path=word/document.xml><?xml version="1.0" encoding="utf-8"?>
-<w:document xmlns:wpc="http://schemas.microsoft.com/office/word/2010/wordprocessingCanvas" xmlns:cx="http://schemas.microsoft.com/office/drawing/2014/chartex" xmlns:cx1="http://schemas.microsoft.com/office/drawing/2015/9/8/chartex" xmlns:cx2="http://schemas.microsoft.com/office/drawing/2015/10/21/chartex" xmlns:cx3="http://schemas.microsoft.com/office/drawing/2016/5/9/chartex" xmlns:cx4="http://schemas.microsoft.com/office/drawing/2016/5/10/chartex" xmlns:cx5="http://schemas.microsoft.com/office/drawing/2016/5/11/chartex" xmlns:cx6="http://schemas.microsoft.com/office/drawing/2016/5/12/chartex" xmlns:cx7="http://schemas.microsoft.com/office/drawing/2016/5/13/chartex" xmlns:cx8="http://schemas.microsoft.com/office/drawing/2016/5/14/chartex" xmlns:mc="http://schemas.openxmlformats.org/markup-compatibility/2006" xmlns:aink="http://schemas.microsoft.com/office/drawing/2016/ink" xmlns:am3d="http://schemas.microsoft.com/office/drawing/2017/model3d" xmlns:o="urn:schemas-microsoft-com:office:office" xmlns:oel="http://schemas.microsoft.com/office/2019/extlst" xmlns:r="http://schemas.openxmlformats.org/officeDocument/2006/relationships" xmlns:m="http://schemas.openxmlformats.org/officeDocument/2006/math" xmlns:v="urn:schemas-microsoft-com:vml" xmlns:wp14="http://schemas.microsoft.com/office/word/2010/wordprocessingDrawing" xmlns:wp="http://schemas.openxmlformats.org/drawingml/2006/wordprocessingDrawing" xmlns:w10="urn:schemas-microsoft-com:office:word" xmlns:w="http://schemas.openxmlformats.org/wordprocessingml/2006/main" xmlns:w14="http://schemas.microsoft.com/office/word/2010/wordml" xmlns:w15="http://schemas.microsoft.com/office/word/2012/wordml" xmlns:w16cex="http://schemas.microsoft.com/office/word/2018/wordml/cex" xmlns:w16cid="http://schemas.microsoft.com/office/word/2016/wordml/cid" xmlns:w16="http://schemas.microsoft.com/office/word/2018/wordml" xmlns:w16du="http://schemas.microsoft.com/office/word/2023/wordml/word16du" xmlns:w16sdtdh="http://schemas.microsoft.com/office/word/2020/wordml/sdtdatahash" xmlns:w16sdtfl="http://schemas.microsoft.com/office/word/2024/wordml/sdtformatlock" xmlns:w16se="http://schemas.microsoft.com/office/word/2015/wordml/symex" xmlns:wpg="http://schemas.microsoft.com/office/word/2010/wordprocessingGroup" xmlns:wpi="http://schemas.microsoft.com/office/word/2010/wordprocessingInk" xmlns:wne="http://schemas.microsoft.com/office/word/2006/wordml" xmlns:wps="http://schemas.microsoft.com/office/word/2010/wordprocessingShape" xmlns:a="http://schemas.openxmlformats.org/drawingml/2006/main" xmlns:a14="http://schemas.microsoft.com/office/drawing/2010/main" xmlns:pic="http://schemas.openxmlformats.org/drawingml/2006/picture" mc:Ignorable="w14 w15 w16se w16cid w16 w16cex w16sdtdh w16sdtfl w16du wp14">
+<w:document xmlns:wpc="http://schemas.microsoft.com/office/word/2010/wordprocessingCanvas" xmlns:cx="http://schemas.microsoft.com/office/drawing/2014/chartex" xmlns:cx1="http://schemas.microsoft.com/office/drawing/2015/9/8/chartex" xmlns:cx2="http://schemas.microsoft.com/office/drawing/2015/10/21/chartex" xmlns:cx3="http://schemas.microsoft.com/office/drawing/2016/5/9/chartex" xmlns:cx4="http://schemas.microsoft.com/office/drawing/2016/5/10/chartex" xmlns:cx5="http://schemas.microsoft.com/office/drawing/2016/5/11/chartex" xmlns:cx6="http://schemas.microsoft.com/office/drawing/2016/5/12/chartex" xmlns:cx7="http://schemas.microsoft.com/office/drawing/2016/5/13/chartex" xmlns:cx8="http://schemas.microsoft.com/office/drawing/2016/5/14/chartex" xmlns:mc="http://schemas.openxmlformats.org/markup-compatibility/2006" xmlns:aink="http://schemas.microsoft.com/office/drawing/2016/ink" xmlns:am3d="http://schemas.microsoft.com/office/drawing/2017/model3d" xmlns:o="urn:schemas-microsoft-com:office:office" xmlns:r="http://schemas.openxmlformats.org/officeDocument/2006/relationships" xmlns:m="http://schemas.openxmlformats.org/officeDocument/2006/math" xmlns:v="urn:schemas-microsoft-com:vml" xmlns:wp14="http://schemas.microsoft.com/office/word/2010/wordprocessingDrawing" xmlns:wp="http://schemas.openxmlformats.org/drawingml/2006/wordprocessingDrawing" xmlns:w10="urn:schemas-microsoft-com:office:word" xmlns:w="http://schemas.openxmlformats.org/wordprocessingml/2006/main" xmlns:w14="http://schemas.microsoft.com/office/word/2010/wordml" xmlns:w15="http://schemas.microsoft.com/office/word/2012/wordml" xmlns:w16cex="http://schemas.microsoft.com/office/word/2018/wordml/cex" xmlns:w16cid="http://schemas.microsoft.com/office/word/2016/wordml/cid" xmlns:w16="http://schemas.microsoft.com/office/word/2018/wordml" xmlns:w16sdtdh="http://schemas.microsoft.com/office/word/2020/wordml/sdtdatahash" xmlns:w16se="http://schemas.microsoft.com/office/word/2015/wordml/symex" xmlns:wpg="http://schemas.microsoft.com/office/word/2010/wordprocessingGroup" xmlns:wpi="http://schemas.microsoft.com/office/word/2010/wordprocessingInk" xmlns:wne="http://schemas.microsoft.com/office/word/2006/wordml" xmlns:wps="http://schemas.microsoft.com/office/word/2010/wordprocessingShape" mc:Ignorable="w14 w15 w16se w16cid w16 w16cex w16sdtdh wp14">
   <w:body>
     <w:p>
       <w:pPr>
@@ -72,15 +72,13 @@
         <w:jc w:val="both"/>
         <w:rPr>
           <w:rFonts w:ascii="Arial Narrow" w:hAnsi="Arial Narrow"/>
-          <w:sz w:val="22"/>
-          <w:szCs w:val="22"/>
-        </w:rPr>
-      </w:pPr>
-      <w:r>
-        <w:rPr>
-          <w:rFonts w:ascii="Arial Narrow" w:hAnsi="Arial Narrow"/>
-          <w:b w:val="1"/>
-          <w:bCs w:val="1"/>
+        </w:rPr>
+      </w:pPr>
+      <w:r>
+        <w:rPr>
+          <w:rFonts w:ascii="Arial Narrow" w:hAnsi="Arial Narrow"/>
+          <w:b/>
+          <w:bCs/>
           <w:sz w:val="24"/>
           <w:szCs w:val="24"/>
         </w:rPr>
@@ -96,60 +94,40 @@
       </w:r>
       <w:r>
         <w:rPr>
-          <w:rFonts w:ascii="Arial Narrow" w:hAnsi="Arial Narrow" w:eastAsia="Arial Narrow" w:cs="Arial Narrow"/>
-          <w:b w:val="1"/>
-          <w:bCs w:val="1"/>
-          <w:i w:val="0"/>
-          <w:iCs w:val="0"/>
-          <w:caps w:val="0"/>
-          <w:smallCaps w:val="0"/>
-          <w:noProof w:val="0"/>
-          <w:color w:val="000000" w:themeColor="text1" w:themeTint="FF" w:themeShade="FF"/>
-          <w:sz w:val="24"/>
-          <w:szCs w:val="24"/>
-          <w:lang w:val="pt-PT"/>
+          <w:rFonts w:ascii="Arial Narrow" w:eastAsia="Arial Narrow" w:hAnsi="Arial Narrow" w:cs="Arial Narrow"/>
+          <w:b/>
+          <w:bCs/>
+          <w:color w:val="000000" w:themeColor="text1"/>
+          <w:sz w:val="24"/>
+          <w:szCs w:val="24"/>
         </w:rPr>
         <w:t xml:space="preserve">ALMEIDA DINIZ CONSTRUCOES LTDA </w:t>
       </w:r>
       <w:r>
         <w:rPr>
-          <w:rFonts w:ascii="Arial Narrow" w:hAnsi="Arial Narrow" w:eastAsia="Arial Narrow" w:cs="Arial Narrow"/>
-          <w:b w:val="0"/>
-          <w:bCs w:val="0"/>
-          <w:i w:val="0"/>
-          <w:iCs w:val="0"/>
-          <w:caps w:val="0"/>
-          <w:smallCaps w:val="0"/>
-          <w:noProof w:val="0"/>
-          <w:color w:val="000000" w:themeColor="text1" w:themeTint="FF" w:themeShade="FF"/>
-          <w:sz w:val="24"/>
-          <w:szCs w:val="24"/>
-          <w:lang w:val="pt-PT"/>
+          <w:rFonts w:ascii="Arial Narrow" w:eastAsia="Arial Narrow" w:hAnsi="Arial Narrow" w:cs="Arial Narrow"/>
+          <w:color w:val="000000" w:themeColor="text1"/>
+          <w:sz w:val="24"/>
+          <w:szCs w:val="24"/>
         </w:rPr>
         <w:t xml:space="preserve">de </w:t>
       </w:r>
       <w:r>
         <w:rPr>
-          <w:rFonts w:ascii="Arial Narrow" w:hAnsi="Arial Narrow" w:eastAsia="Arial Narrow" w:cs="Arial Narrow"/>
-          <w:b w:val="1"/>
-          <w:bCs w:val="1"/>
-          <w:i w:val="0"/>
-          <w:iCs w:val="0"/>
-          <w:caps w:val="0"/>
-          <w:smallCaps w:val="0"/>
-          <w:noProof w:val="0"/>
-          <w:color w:val="000000" w:themeColor="text1" w:themeTint="FF" w:themeShade="FF"/>
-          <w:sz w:val="24"/>
-          <w:szCs w:val="24"/>
-          <w:lang w:val="pt-PT"/>
+          <w:rFonts w:ascii="Arial Narrow" w:eastAsia="Arial Narrow" w:hAnsi="Arial Narrow" w:cs="Arial Narrow"/>
+          <w:b/>
+          <w:bCs/>
+          <w:color w:val="000000" w:themeColor="text1"/>
+          <w:sz w:val="24"/>
+          <w:szCs w:val="24"/>
         </w:rPr>
         <w:t>CNPJ: 44.470.696/0001-95</w:t>
       </w:r>
       <w:r>
         <w:rPr>
           <w:rFonts w:ascii="Arial Narrow" w:hAnsi="Arial Narrow"/>
-          <w:b w:val="1"/>
-          <w:bCs w:val="1"/>
+          <w:b/>
+          <w:bCs/>
           <w:sz w:val="24"/>
           <w:szCs w:val="24"/>
         </w:rPr>
@@ -166,18 +144,18 @@
       <w:r>
         <w:rPr>
           <w:rFonts w:ascii="Arial Narrow" w:hAnsi="Arial Narrow"/>
-          <w:i w:val="1"/>
-          <w:iCs w:val="1"/>
-          <w:sz w:val="24"/>
-          <w:szCs w:val="24"/>
-        </w:rPr>
-        <w:t xml:space="preserve"> </w:t>
-      </w:r>
-      <w:r>
-        <w:rPr>
-          <w:rFonts w:ascii="Arial Narrow" w:hAnsi="Arial Narrow"/>
-          <w:b w:val="1"/>
-          <w:bCs w:val="1"/>
+          <w:i/>
+          <w:iCs/>
+          <w:sz w:val="24"/>
+          <w:szCs w:val="24"/>
+        </w:rPr>
+        <w:t xml:space="preserve"> </w:t>
+      </w:r>
+      <w:r>
+        <w:rPr>
+          <w:rFonts w:ascii="Arial Narrow" w:hAnsi="Arial Narrow"/>
+          <w:b/>
+          <w:bCs/>
           <w:sz w:val="24"/>
           <w:szCs w:val="24"/>
         </w:rPr>
@@ -186,8 +164,8 @@
       <w:r>
         <w:rPr>
           <w:rFonts w:ascii="Arial Narrow" w:hAnsi="Arial Narrow"/>
-          <w:b w:val="1"/>
-          <w:bCs w:val="1"/>
+          <w:b/>
+          <w:bCs/>
           <w:spacing w:val="1"/>
           <w:sz w:val="24"/>
           <w:szCs w:val="24"/>
@@ -197,8 +175,8 @@
       <w:r>
         <w:rPr>
           <w:rFonts w:ascii="Arial Narrow" w:hAnsi="Arial Narrow"/>
-          <w:b w:val="1"/>
-          <w:bCs w:val="1"/>
+          <w:b/>
+          <w:bCs/>
           <w:sz w:val="24"/>
           <w:szCs w:val="24"/>
         </w:rPr>
@@ -207,8 +185,8 @@
       <w:r>
         <w:rPr>
           <w:rFonts w:ascii="Arial Narrow" w:hAnsi="Arial Narrow"/>
-          <w:b w:val="1"/>
-          <w:bCs w:val="1"/>
+          <w:b/>
+          <w:bCs/>
           <w:spacing w:val="1"/>
           <w:sz w:val="24"/>
           <w:szCs w:val="24"/>
@@ -235,8 +213,8 @@
       <w:r>
         <w:rPr>
           <w:rFonts w:ascii="Arial Narrow" w:hAnsi="Arial Narrow"/>
-          <w:b w:val="1"/>
-          <w:bCs w:val="1"/>
+          <w:b/>
+          <w:bCs/>
           <w:sz w:val="24"/>
           <w:szCs w:val="24"/>
         </w:rPr>
@@ -245,8 +223,8 @@
       <w:r>
         <w:rPr>
           <w:rFonts w:ascii="Arial Narrow" w:hAnsi="Arial Narrow"/>
-          <w:b w:val="1"/>
-          <w:bCs w:val="1"/>
+          <w:b/>
+          <w:bCs/>
           <w:spacing w:val="1"/>
           <w:sz w:val="24"/>
           <w:szCs w:val="24"/>
@@ -256,8 +234,8 @@
       <w:r>
         <w:rPr>
           <w:rFonts w:ascii="Arial Narrow" w:hAnsi="Arial Narrow"/>
-          <w:b w:val="1"/>
-          <w:bCs w:val="1"/>
+          <w:b/>
+          <w:bCs/>
           <w:sz w:val="24"/>
           <w:szCs w:val="24"/>
         </w:rPr>
@@ -266,8 +244,8 @@
       <w:r>
         <w:rPr>
           <w:rFonts w:ascii="Arial Narrow" w:hAnsi="Arial Narrow"/>
-          <w:b w:val="1"/>
-          <w:bCs w:val="1"/>
+          <w:b/>
+          <w:bCs/>
           <w:spacing w:val="1"/>
           <w:sz w:val="24"/>
           <w:szCs w:val="24"/>
@@ -471,7 +449,6 @@
           <w:tcPr>
             <w:tcW w:w="8646" w:type="dxa"/>
             <w:shd w:val="clear" w:color="auto" w:fill="D9D9D9" w:themeFill="background1" w:themeFillShade="D9"/>
-            <w:tcMar/>
             <w:vAlign w:val="center"/>
           </w:tcPr>
           <w:p>
@@ -615,7 +592,6 @@
         <w:tc>
           <w:tcPr>
             <w:tcW w:w="8646" w:type="dxa"/>
-            <w:tcMar/>
           </w:tcPr>
           <w:p>
             <w:pPr>
@@ -638,7 +614,6 @@
         <w:tc>
           <w:tcPr>
             <w:tcW w:w="8646" w:type="dxa"/>
-            <w:tcMar/>
           </w:tcPr>
           <w:p>
             <w:pPr>
@@ -655,8 +630,8 @@
             <w:r>
               <w:rPr>
                 <w:rFonts w:ascii="Arial Narrow" w:hAnsi="Arial Narrow"/>
-                <w:b w:val="1"/>
-                <w:bCs w:val="1"/>
+                <w:b/>
+                <w:bCs/>
                 <w:sz w:val="24"/>
                 <w:szCs w:val="24"/>
               </w:rPr>
@@ -665,8 +640,8 @@
             <w:r>
               <w:rPr>
                 <w:rFonts w:ascii="Arial Narrow" w:hAnsi="Arial Narrow"/>
-                <w:b w:val="1"/>
-                <w:bCs w:val="1"/>
+                <w:b/>
+                <w:bCs/>
                 <w:spacing w:val="76"/>
                 <w:sz w:val="24"/>
                 <w:szCs w:val="24"/>
@@ -754,8 +729,8 @@
               <w:jc w:val="both"/>
               <w:rPr>
                 <w:rFonts w:ascii="Arial" w:hAnsi="Arial"/>
-                <w:b w:val="1"/>
-                <w:bCs w:val="1"/>
+                <w:b/>
+                <w:bCs/>
                 <w:sz w:val="24"/>
                 <w:szCs w:val="24"/>
               </w:rPr>
@@ -771,82 +746,32 @@
             <w:r>
               <w:rPr>
                 <w:rFonts w:ascii="Arial Narrow" w:hAnsi="Arial Narrow"/>
-                <w:b w:val="1"/>
-                <w:bCs w:val="1"/>
-                <w:sz w:val="24"/>
-                <w:szCs w:val="24"/>
-              </w:rPr>
-              <w:t>P</w:t>
-            </w:r>
-            <w:r>
-              <w:rPr>
-                <w:rFonts w:ascii="Arial Narrow" w:hAnsi="Arial Narrow"/>
-                <w:b w:val="1"/>
-                <w:bCs w:val="1"/>
-                <w:sz w:val="24"/>
-                <w:szCs w:val="24"/>
-              </w:rPr>
-              <w:t>restar serviço</w:t>
-            </w:r>
-            <w:r>
-              <w:rPr>
-                <w:rFonts w:ascii="Arial Narrow" w:hAnsi="Arial Narrow"/>
-                <w:b w:val="1"/>
-                <w:bCs w:val="1"/>
-                <w:sz w:val="24"/>
-                <w:szCs w:val="24"/>
-              </w:rPr>
-              <w:t xml:space="preserve"> na reforma de escolas no </w:t>
-            </w:r>
-            <w:r>
-              <w:rPr>
-                <w:rFonts w:ascii="Arial Narrow" w:hAnsi="Arial Narrow"/>
-                <w:b w:val="1"/>
-                <w:bCs w:val="1"/>
-                <w:sz w:val="24"/>
-                <w:szCs w:val="24"/>
-              </w:rPr>
-              <w:t>Município</w:t>
-            </w:r>
-            <w:r>
-              <w:rPr>
-                <w:rFonts w:ascii="Arial Narrow" w:hAnsi="Arial Narrow"/>
-                <w:b w:val="1"/>
-                <w:bCs w:val="1"/>
-                <w:sz w:val="24"/>
-                <w:szCs w:val="24"/>
-              </w:rPr>
-              <w:t xml:space="preserve"> de</w:t>
-            </w:r>
-            <w:r>
-              <w:rPr>
-                <w:rFonts w:ascii="Arial Narrow" w:hAnsi="Arial Narrow"/>
-                <w:b w:val="1"/>
-                <w:bCs w:val="1"/>
-                <w:sz w:val="24"/>
-                <w:szCs w:val="24"/>
-              </w:rPr>
-              <w:t xml:space="preserve"> </w:t>
-            </w:r>
-            <w:r>
-              <w:rPr>
-                <w:rFonts w:ascii="Arial Narrow" w:hAnsi="Arial Narrow"/>
-                <w:b w:val="1"/>
-                <w:bCs w:val="1"/>
-                <w:sz w:val="24"/>
-                <w:szCs w:val="24"/>
-              </w:rPr>
-              <w:t>Coremas</w:t>
-            </w:r>
-            <w:r>
-              <w:rPr>
-                <w:rFonts w:ascii="Arial Narrow" w:hAnsi="Arial Narrow"/>
-                <w:b w:val="1"/>
-                <w:bCs w:val="1"/>
-                <w:sz w:val="24"/>
-                <w:szCs w:val="24"/>
-              </w:rPr>
-              <w:t>.</w:t>
+                <w:b/>
+                <w:bCs/>
+                <w:sz w:val="24"/>
+                <w:szCs w:val="24"/>
+              </w:rPr>
+              <w:t>Prestar serviço</w:t>
+            </w:r>
+            <w:r>
+              <w:rPr>
+                <w:rFonts w:ascii="Arial Narrow" w:hAnsi="Arial Narrow"/>
+                <w:b/>
+                <w:bCs/>
+                <w:sz w:val="24"/>
+                <w:szCs w:val="24"/>
+              </w:rPr>
+              <w:t xml:space="preserve"> na reforma de escolas no Município de</w:t>
+            </w:r>
+            <w:r>
+              <w:rPr>
+                <w:rFonts w:ascii="Arial Narrow" w:hAnsi="Arial Narrow"/>
+                <w:b/>
+                <w:bCs/>
+                <w:sz w:val="24"/>
+                <w:szCs w:val="24"/>
+              </w:rPr>
+              <w:t xml:space="preserve"> Coremas.</w:t>
             </w:r>
           </w:p>
           <w:p>
@@ -863,8 +788,8 @@
               <w:jc w:val="both"/>
               <w:rPr>
                 <w:rFonts w:ascii="Arial Narrow" w:hAnsi="Arial Narrow"/>
-                <w:b w:val="1"/>
-                <w:bCs w:val="1"/>
+                <w:b/>
+                <w:bCs/>
                 <w:sz w:val="24"/>
                 <w:szCs w:val="24"/>
               </w:rPr>
@@ -914,8 +839,8 @@
             <w:r>
               <w:rPr>
                 <w:rFonts w:ascii="Arial Narrow" w:hAnsi="Arial Narrow"/>
-                <w:i w:val="1"/>
-                <w:iCs w:val="1"/>
+                <w:i/>
+                <w:iCs/>
                 <w:sz w:val="24"/>
                 <w:szCs w:val="24"/>
                 <w:u w:val="thick"/>
@@ -925,8 +850,8 @@
             <w:r>
               <w:rPr>
                 <w:rFonts w:ascii="Arial Narrow" w:hAnsi="Arial Narrow"/>
-                <w:i w:val="1"/>
-                <w:iCs w:val="1"/>
+                <w:i/>
+                <w:iCs/>
                 <w:sz w:val="24"/>
                 <w:szCs w:val="24"/>
                 <w:u w:val="thick"/>
@@ -936,8 +861,8 @@
             <w:r>
               <w:rPr>
                 <w:rFonts w:ascii="Arial Narrow" w:hAnsi="Arial Narrow"/>
-                <w:i w:val="1"/>
-                <w:iCs w:val="1"/>
+                <w:i/>
+                <w:iCs/>
                 <w:spacing w:val="-1"/>
                 <w:sz w:val="24"/>
                 <w:szCs w:val="24"/>
@@ -948,8 +873,8 @@
             <w:r>
               <w:rPr>
                 <w:rFonts w:ascii="Arial Narrow" w:hAnsi="Arial Narrow"/>
-                <w:i w:val="1"/>
-                <w:iCs w:val="1"/>
+                <w:i/>
+                <w:iCs/>
                 <w:sz w:val="24"/>
                 <w:szCs w:val="24"/>
                 <w:u w:val="thick"/>
@@ -959,8 +884,8 @@
             <w:r>
               <w:rPr>
                 <w:rFonts w:ascii="Arial Narrow" w:hAnsi="Arial Narrow"/>
-                <w:i w:val="1"/>
-                <w:iCs w:val="1"/>
+                <w:i/>
+                <w:iCs/>
                 <w:spacing w:val="-1"/>
                 <w:sz w:val="24"/>
                 <w:szCs w:val="24"/>
@@ -971,8 +896,8 @@
             <w:r>
               <w:rPr>
                 <w:rFonts w:ascii="Arial Narrow" w:hAnsi="Arial Narrow"/>
-                <w:i w:val="1"/>
-                <w:iCs w:val="1"/>
+                <w:i/>
+                <w:iCs/>
                 <w:sz w:val="24"/>
                 <w:szCs w:val="24"/>
                 <w:u w:val="thick"/>
@@ -982,8 +907,8 @@
             <w:r>
               <w:rPr>
                 <w:rFonts w:ascii="Arial Narrow" w:hAnsi="Arial Narrow"/>
-                <w:i w:val="1"/>
-                <w:iCs w:val="1"/>
+                <w:i/>
+                <w:iCs/>
                 <w:spacing w:val="-1"/>
                 <w:sz w:val="24"/>
                 <w:szCs w:val="24"/>
@@ -994,8 +919,8 @@
             <w:r>
               <w:rPr>
                 <w:rFonts w:ascii="Arial Narrow" w:hAnsi="Arial Narrow"/>
-                <w:i w:val="1"/>
-                <w:iCs w:val="1"/>
+                <w:i/>
+                <w:iCs/>
                 <w:sz w:val="24"/>
                 <w:szCs w:val="24"/>
                 <w:u w:val="thick"/>
@@ -1019,12 +944,12 @@
               </w:rPr>
               <w:t xml:space="preserve"> </w:t>
             </w:r>
-            <w:bookmarkStart w:name="_Hlk201050284" w:id="0"/>
-            <w:r>
-              <w:rPr>
-                <w:rFonts w:ascii="Arial Narrow" w:hAnsi="Arial Narrow"/>
-                <w:b w:val="1"/>
-                <w:bCs w:val="1"/>
+            <w:bookmarkStart w:id="0" w:name="_Hlk201050284"/>
+            <w:r>
+              <w:rPr>
+                <w:rFonts w:ascii="Arial Narrow" w:hAnsi="Arial Narrow"/>
+                <w:b/>
+                <w:bCs/>
                 <w:spacing w:val="2"/>
                 <w:sz w:val="24"/>
                 <w:szCs w:val="24"/>
@@ -1034,8 +959,8 @@
             <w:r>
               <w:rPr>
                 <w:rFonts w:ascii="Arial Narrow" w:hAnsi="Arial Narrow"/>
-                <w:b w:val="1"/>
-                <w:bCs w:val="1"/>
+                <w:b/>
+                <w:bCs/>
                 <w:spacing w:val="2"/>
                 <w:sz w:val="24"/>
                 <w:szCs w:val="24"/>
@@ -1045,8 +970,8 @@
             <w:r>
               <w:rPr>
                 <w:rFonts w:ascii="Arial Narrow" w:hAnsi="Arial Narrow"/>
-                <w:b w:val="1"/>
-                <w:bCs w:val="1"/>
+                <w:b/>
+                <w:bCs/>
                 <w:sz w:val="24"/>
                 <w:szCs w:val="24"/>
               </w:rPr>
@@ -1055,8 +980,8 @@
             <w:r>
               <w:rPr>
                 <w:rFonts w:ascii="Arial Narrow" w:hAnsi="Arial Narrow"/>
-                <w:b w:val="1"/>
-                <w:bCs w:val="1"/>
+                <w:b/>
+                <w:bCs/>
                 <w:spacing w:val="2"/>
                 <w:sz w:val="24"/>
                 <w:szCs w:val="24"/>
@@ -1066,8 +991,8 @@
             <w:r>
               <w:rPr>
                 <w:rFonts w:ascii="Arial Narrow" w:hAnsi="Arial Narrow"/>
-                <w:b w:val="1"/>
-                <w:bCs w:val="1"/>
+                <w:b/>
+                <w:bCs/>
                 <w:spacing w:val="2"/>
                 <w:sz w:val="24"/>
                 <w:szCs w:val="24"/>
@@ -1077,8 +1002,8 @@
             <w:r>
               <w:rPr>
                 <w:rFonts w:ascii="Arial Narrow" w:hAnsi="Arial Narrow"/>
-                <w:b w:val="1"/>
-                <w:bCs w:val="1"/>
+                <w:b/>
+                <w:bCs/>
                 <w:sz w:val="24"/>
                 <w:szCs w:val="24"/>
               </w:rPr>
@@ -1087,8 +1012,8 @@
             <w:r>
               <w:rPr>
                 <w:rFonts w:ascii="Arial Narrow" w:hAnsi="Arial Narrow"/>
-                <w:b w:val="1"/>
-                <w:bCs w:val="1"/>
+                <w:b/>
+                <w:bCs/>
                 <w:spacing w:val="2"/>
                 <w:sz w:val="24"/>
                 <w:szCs w:val="24"/>
@@ -1098,8 +1023,8 @@
             <w:r>
               <w:rPr>
                 <w:rFonts w:ascii="Arial Narrow" w:hAnsi="Arial Narrow"/>
-                <w:b w:val="1"/>
-                <w:bCs w:val="1"/>
+                <w:b/>
+                <w:bCs/>
                 <w:spacing w:val="2"/>
                 <w:sz w:val="24"/>
                 <w:szCs w:val="24"/>
@@ -1108,9 +1033,9 @@
             </w:r>
             <w:r>
               <w:rPr>
-                <w:rFonts w:ascii="Arial Narrow" w:hAnsi="Arial Narrow" w:eastAsia="Courier New" w:cs="Courier New"/>
-                <w:b w:val="1"/>
-                <w:bCs w:val="1"/>
+                <w:rFonts w:ascii="Arial Narrow" w:hAnsi="Arial Narrow"/>
+                <w:b/>
+                <w:bCs/>
                 <w:sz w:val="24"/>
                 <w:szCs w:val="24"/>
               </w:rPr>
@@ -1119,8 +1044,8 @@
             <w:r>
               <w:rPr>
                 <w:rFonts w:ascii="Arial Narrow" w:hAnsi="Arial Narrow"/>
-                <w:b w:val="1"/>
-                <w:bCs w:val="1"/>
+                <w:b/>
+                <w:bCs/>
                 <w:spacing w:val="2"/>
                 <w:sz w:val="24"/>
                 <w:szCs w:val="24"/>
@@ -1142,10 +1067,6 @@
               <w:spacing w:before="1"/>
               <w:ind w:right="103"/>
               <w:jc w:val="both"/>
-              <w:rPr>
-                <w:noProof w:val="0"/>
-                <w:lang w:val="pt-PT"/>
-              </w:rPr>
             </w:pPr>
             <w:r>
               <w:rPr>
@@ -1174,18 +1095,12 @@
             </w:r>
             <w:r>
               <w:rPr>
-                <w:rFonts w:ascii="Arial Narrow" w:hAnsi="Arial Narrow" w:eastAsia="Arial Narrow" w:cs="Arial Narrow"/>
-                <w:b w:val="1"/>
-                <w:bCs w:val="1"/>
-                <w:i w:val="0"/>
-                <w:iCs w:val="0"/>
-                <w:caps w:val="0"/>
-                <w:smallCaps w:val="0"/>
-                <w:noProof w:val="0"/>
-                <w:color w:val="000000" w:themeColor="text1" w:themeTint="FF" w:themeShade="FF"/>
-                <w:sz w:val="24"/>
-                <w:szCs w:val="24"/>
-                <w:lang w:val="pt-PT"/>
+                <w:rFonts w:ascii="Arial Narrow" w:eastAsia="Arial Narrow" w:hAnsi="Arial Narrow" w:cs="Arial Narrow"/>
+                <w:b/>
+                <w:bCs/>
+                <w:color w:val="000000" w:themeColor="text1"/>
+                <w:sz w:val="24"/>
+                <w:szCs w:val="24"/>
               </w:rPr>
               <w:t>Almeida Diniz Construções LTDA CNPJ: 44.470.696/0001-95.</w:t>
             </w:r>
@@ -1320,7 +1235,7 @@
                 <w:numId w:val="2"/>
               </w:numPr>
               <w:tabs>
-                <w:tab w:val="left" w:leader="none" w:pos="748"/>
+                <w:tab w:val="left" w:pos="748"/>
               </w:tabs>
               <w:spacing w:before="1"/>
               <w:ind w:right="103"/>
@@ -1342,8 +1257,8 @@
             <w:r>
               <w:rPr>
                 <w:rFonts w:ascii="Arial Narrow" w:hAnsi="Arial Narrow"/>
-                <w:b w:val="1"/>
-                <w:bCs w:val="1"/>
+                <w:b/>
+                <w:bCs/>
                 <w:sz w:val="24"/>
                 <w:szCs w:val="24"/>
               </w:rPr>
@@ -1743,11 +1658,9 @@
               <w:spacing w:before="16"/>
               <w:ind w:left="747"/>
               <w:rPr>
-                <w:rFonts w:ascii="Arial Narrow" w:hAnsi="Arial Narrow" w:eastAsia="Courier New" w:cs="Courier New"/>
-                <w:noProof w:val="0"/>
-                <w:sz w:val="24"/>
-                <w:szCs w:val="24"/>
-                <w:lang w:val="pt-PT"/>
+                <w:rFonts w:ascii="Arial Narrow" w:hAnsi="Arial Narrow"/>
+                <w:sz w:val="24"/>
+                <w:szCs w:val="24"/>
               </w:rPr>
             </w:pPr>
             <w:r>
@@ -1804,8 +1717,8 @@
             <w:r>
               <w:rPr>
                 <w:rFonts w:ascii="Arial Narrow" w:hAnsi="Arial Narrow"/>
-                <w:b w:val="1"/>
-                <w:bCs w:val="1"/>
+                <w:b/>
+                <w:bCs/>
                 <w:sz w:val="24"/>
                 <w:szCs w:val="24"/>
               </w:rPr>
@@ -1814,8 +1727,8 @@
             <w:r>
               <w:rPr>
                 <w:rFonts w:ascii="Arial Narrow" w:hAnsi="Arial Narrow"/>
-                <w:b w:val="1"/>
-                <w:bCs w:val="1"/>
+                <w:b/>
+                <w:bCs/>
                 <w:sz w:val="24"/>
                 <w:szCs w:val="24"/>
               </w:rPr>
@@ -1824,8 +1737,8 @@
             <w:r>
               <w:rPr>
                 <w:rFonts w:ascii="Arial Narrow" w:hAnsi="Arial Narrow"/>
-                <w:b w:val="1"/>
-                <w:bCs w:val="1"/>
+                <w:b/>
+                <w:bCs/>
                 <w:sz w:val="24"/>
                 <w:szCs w:val="24"/>
               </w:rPr>
@@ -1834,8 +1747,8 @@
             <w:r>
               <w:rPr>
                 <w:rFonts w:ascii="Arial Narrow" w:hAnsi="Arial Narrow"/>
-                <w:b w:val="1"/>
-                <w:bCs w:val="1"/>
+                <w:b/>
+                <w:bCs/>
                 <w:sz w:val="24"/>
                 <w:szCs w:val="24"/>
               </w:rPr>
@@ -1844,8 +1757,8 @@
             <w:r>
               <w:rPr>
                 <w:rFonts w:ascii="Arial Narrow" w:hAnsi="Arial Narrow"/>
-                <w:b w:val="1"/>
-                <w:bCs w:val="1"/>
+                <w:b/>
+                <w:bCs/>
                 <w:sz w:val="24"/>
                 <w:szCs w:val="24"/>
               </w:rPr>
@@ -1854,8 +1767,8 @@
             <w:r>
               <w:rPr>
                 <w:rFonts w:ascii="Arial Narrow" w:hAnsi="Arial Narrow"/>
-                <w:b w:val="1"/>
-                <w:bCs w:val="1"/>
+                <w:b/>
+                <w:bCs/>
                 <w:sz w:val="24"/>
                 <w:szCs w:val="24"/>
               </w:rPr>
@@ -1864,8 +1777,8 @@
             <w:r>
               <w:rPr>
                 <w:rFonts w:ascii="Arial Narrow" w:hAnsi="Arial Narrow"/>
-                <w:b w:val="1"/>
-                <w:bCs w:val="1"/>
+                <w:b/>
+                <w:bCs/>
                 <w:sz w:val="24"/>
                 <w:szCs w:val="24"/>
               </w:rPr>
@@ -1890,18 +1803,12 @@
             </w:r>
             <w:r>
               <w:rPr>
-                <w:rFonts w:ascii="Arial Narrow" w:hAnsi="Arial Narrow" w:eastAsia="Courier New" w:cs="Courier New"/>
-                <w:b w:val="1"/>
-                <w:bCs w:val="1"/>
-                <w:i w:val="0"/>
-                <w:iCs w:val="0"/>
-                <w:caps w:val="0"/>
-                <w:smallCaps w:val="0"/>
-                <w:noProof w:val="0"/>
-                <w:color w:val="000000" w:themeColor="text1" w:themeTint="FF" w:themeShade="FF"/>
-                <w:sz w:val="24"/>
-                <w:szCs w:val="24"/>
-                <w:lang w:val="pt-PT"/>
+                <w:rFonts w:ascii="Arial Narrow" w:hAnsi="Arial Narrow"/>
+                <w:b/>
+                <w:bCs/>
+                <w:color w:val="000000" w:themeColor="text1"/>
+                <w:sz w:val="24"/>
+                <w:szCs w:val="24"/>
               </w:rPr>
               <w:t>29/02/2024</w:t>
             </w:r>
@@ -2293,7 +2200,7 @@
     </w:p>
     <w:p>
       <w:pPr>
-        <w:ind w:left="5730"/>
+        <w:ind w:left="5529"/>
         <w:rPr>
           <w:rFonts w:ascii="Arial Narrow" w:hAnsi="Arial Narrow"/>
           <w:sz w:val="24"/>
@@ -2349,14 +2256,7 @@
           <w:rFonts w:ascii="Arial Narrow" w:hAnsi="Arial Narrow"/>
           <w:sz w:val="24"/>
         </w:rPr>
-        <w:t>2</w:t>
-      </w:r>
-      <w:r>
-        <w:rPr>
-          <w:rFonts w:ascii="Arial Narrow" w:hAnsi="Arial Narrow"/>
-          <w:sz w:val="24"/>
-        </w:rPr>
-        <w:t>8</w:t>
+        <w:t>14</w:t>
       </w:r>
       <w:r>
         <w:rPr>
@@ -2386,7 +2286,14 @@
           <w:rFonts w:ascii="Arial Narrow" w:hAnsi="Arial Narrow"/>
           <w:sz w:val="24"/>
         </w:rPr>
-        <w:t>abril de</w:t>
+        <w:t>agosto</w:t>
+      </w:r>
+      <w:r>
+        <w:rPr>
+          <w:rFonts w:ascii="Arial Narrow" w:hAnsi="Arial Narrow"/>
+          <w:sz w:val="24"/>
+        </w:rPr>
+        <w:t xml:space="preserve"> de</w:t>
       </w:r>
       <w:r>
         <w:rPr>
@@ -2769,7 +2676,7 @@
               </wp:anchor>
             </w:drawing>
           </mc:Choice>
-          <mc:Fallback>
+          <mc:Fallback xmlns:pic="http://schemas.openxmlformats.org/drawingml/2006/picture" xmlns:a14="http://schemas.microsoft.com/office/drawing/2010/main" xmlns:a="http://schemas.openxmlformats.org/drawingml/2006/main" xmlns:w16sdtfl="http://schemas.microsoft.com/office/word/2024/wordml/sdtformatlock" xmlns:w16du="http://schemas.microsoft.com/office/word/2023/wordml/word16du" xmlns:oel="http://schemas.microsoft.com/office/2019/extlst">
             <w:pict>
               <v:group id="Group 2" style="position:absolute;left:0;text-align:left;margin-left:261.75pt;margin-top:17.8pt;width:255.35pt;height:18.4pt;z-index:-251657216;mso-wrap-distance-left:0;mso-wrap-distance-right:0;mso-position-horizontal-relative:page" coordsize="5107,368" coordorigin="6330,356" o:spid="_x0000_s1026" w14:anchorId="59358AFE" o:gfxdata="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">
                 <v:shape id="AutoShape 5" style="position:absolute;left:6330;top:379;width:5107;height:2;visibility:visible;mso-wrap-style:square;v-text-anchor:top" coordsize="5107,2" o:spid="_x0000_s1027" filled="f" strokeweight=".5pt" path="m,l1824,t5,l5107,e" o:gfxdata="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">
@@ -2837,7 +2744,7 @@
         <w:sectPr>
           <w:headerReference w:type="default" r:id="rId7"/>
           <w:type w:val="continuous"/>
-          <w:pgSz w:w="11900" w:h="16840" w:orient="portrait"/>
+          <w:pgSz w:w="11900" w:h="16840"/>
           <w:pgMar w:top="680" w:right="1552" w:bottom="280" w:left="1160" w:header="720" w:footer="720" w:gutter="0"/>
           <w:cols w:space="720"/>
           <w:docGrid w:linePitch="299"/>
@@ -2925,9 +2832,7 @@
         <w:ind w:left="709"/>
         <w:jc w:val="both"/>
         <w:rPr>
-          <w:rFonts w:ascii="Times New Roman" w:hAnsi="Times New Roman" w:eastAsia="Courier New" w:cs="Times New Roman"/>
-          <w:b w:val="1"/>
-          <w:bCs w:val="1"/>
+          <w:rFonts w:ascii="Times New Roman" w:hAnsi="Times New Roman" w:cs="Times New Roman"/>
           <w:sz w:val="24"/>
           <w:szCs w:val="24"/>
         </w:rPr>
@@ -2952,7 +2857,7 @@
       </w:r>
       <w:r>
         <w:rPr>
-          <w:rFonts w:ascii="Times New Roman" w:hAnsi="Times New Roman" w:eastAsia="Courier New" w:cs="Times New Roman"/>
+          <w:rFonts w:ascii="Times New Roman" w:hAnsi="Times New Roman" w:cs="Times New Roman"/>
           <w:b w:val="0"/>
           <w:bCs w:val="0"/>
           <w:sz w:val="24"/>
@@ -3054,41 +2959,12 @@
         </w:rPr>
         <w:t xml:space="preserve">    </w:t>
       </w:r>
-      <w:r>
-        <w:rPr>
-          <w:rFonts w:ascii="Times New Roman" w:hAnsi="Times New Roman" w:cs="Times New Roman"/>
-          <w:sz w:val="24"/>
-          <w:szCs w:val="24"/>
-        </w:rPr>
-        <w:t>DATA</w:t>
-      </w:r>
-      <w:r>
-        <w:rPr>
-          <w:rFonts w:ascii="Times New Roman" w:hAnsi="Times New Roman" w:cs="Times New Roman"/>
-          <w:spacing w:val="-21"/>
-          <w:sz w:val="24"/>
-          <w:szCs w:val="24"/>
-        </w:rPr>
-        <w:t xml:space="preserve"> </w:t>
-      </w:r>
-      <w:r>
-        <w:rPr>
-          <w:rFonts w:ascii="Times New Roman" w:hAnsi="Times New Roman" w:cs="Times New Roman"/>
-          <w:sz w:val="24"/>
-          <w:szCs w:val="24"/>
-        </w:rPr>
-        <w:t>BASE:</w:t>
-      </w:r>
-      <w:r>
-        <w:rPr>
-          <w:rFonts w:ascii="Times New Roman" w:hAnsi="Times New Roman" w:cs="Times New Roman"/>
-          <w:spacing w:val="-20"/>
-          <w:sz w:val="24"/>
-          <w:szCs w:val="24"/>
-        </w:rPr>
-        <w:t xml:space="preserve"> </w:t>
-      </w:r>
-      <w:r>
+    </w:p>
+    <w:p>
+      <w:pPr>
+        <w:pStyle w:val="Corpodetexto"/>
+        <w:spacing w:before="120"/>
+        <w:ind w:left="709"/>
         <w:rPr>
           <w:rFonts w:ascii="Times New Roman" w:hAnsi="Times New Roman" w:cs="Times New Roman"/>
           <w:b w:val="0"/>
@@ -3096,41 +2972,6 @@
           <w:sz w:val="24"/>
           <w:szCs w:val="24"/>
         </w:rPr>
-        <w:t>AGOSTO</w:t>
-      </w:r>
-      <w:r>
-        <w:rPr>
-          <w:rFonts w:ascii="Times New Roman" w:hAnsi="Times New Roman" w:cs="Times New Roman"/>
-          <w:b w:val="0"/>
-          <w:bCs w:val="0"/>
-          <w:sz w:val="24"/>
-          <w:szCs w:val="24"/>
-        </w:rPr>
-        <w:t>/202</w:t>
-      </w:r>
-      <w:r>
-        <w:rPr>
-          <w:rFonts w:ascii="Times New Roman" w:hAnsi="Times New Roman" w:cs="Times New Roman"/>
-          <w:b w:val="0"/>
-          <w:bCs w:val="0"/>
-          <w:sz w:val="24"/>
-          <w:szCs w:val="24"/>
-        </w:rPr>
-        <w:t>3</w:t>
-      </w:r>
-    </w:p>
-    <w:p>
-      <w:pPr>
-        <w:pStyle w:val="Corpodetexto"/>
-        <w:spacing w:before="120"/>
-        <w:ind w:left="709"/>
-        <w:rPr>
-          <w:rFonts w:ascii="Times New Roman" w:hAnsi="Times New Roman" w:eastAsia="Courier New" w:cs="Times New Roman"/>
-          <w:b w:val="0"/>
-          <w:bCs w:val="0"/>
-          <w:sz w:val="24"/>
-          <w:szCs w:val="24"/>
-        </w:rPr>
       </w:pPr>
       <w:r>
         <w:rPr>
@@ -3151,7 +2992,7 @@
       </w:r>
       <w:r>
         <w:rPr>
-          <w:rFonts w:ascii="Times New Roman" w:hAnsi="Times New Roman" w:eastAsia="Courier New" w:cs="Times New Roman"/>
+          <w:rFonts w:ascii="Times New Roman" w:hAnsi="Times New Roman" w:cs="Times New Roman"/>
           <w:b w:val="0"/>
           <w:bCs w:val="0"/>
           <w:sz w:val="24"/>
@@ -3250,26 +3091,29 @@
         <w:jc w:val="center"/>
       </w:pPr>
       <w:r>
+        <w:rPr>
+          <w:noProof/>
+        </w:rPr>
         <w:drawing>
-          <wp:inline wp14:editId="1882FDF7" wp14:anchorId="71ACDA08">
+          <wp:inline distT="0" distB="0" distL="0" distR="0" wp14:anchorId="71ACDA08" wp14:editId="1882FDF7">
             <wp:extent cx="6199602" cy="5545516"/>
             <wp:effectExtent l="47919" t="53677" r="47919" b="53677"/>
-            <wp:docPr id="1107868441" name="" title=""/>
+            <wp:docPr id="1107868441" name="Imagem 1107868441"/>
             <wp:cNvGraphicFramePr>
-              <a:graphicFrameLocks noChangeAspect="1"/>
+              <a:graphicFrameLocks xmlns:a="http://schemas.openxmlformats.org/drawingml/2006/main" noChangeAspect="1"/>
             </wp:cNvGraphicFramePr>
-            <a:graphic>
+            <a:graphic xmlns:a="http://schemas.openxmlformats.org/drawingml/2006/main">
               <a:graphicData uri="http://schemas.openxmlformats.org/drawingml/2006/picture">
-                <pic:pic>
+                <pic:pic xmlns:pic="http://schemas.openxmlformats.org/drawingml/2006/picture">
                   <pic:nvPicPr>
                     <pic:cNvPr id="0" name=""/>
                     <pic:cNvPicPr/>
                   </pic:nvPicPr>
                   <pic:blipFill>
-                    <a:blip r:embed="Rf2fa4dcc97b14211">
+                    <a:blip r:embed="rId8">
                       <a:extLst>
-                        <a:ext xmlns:a="http://schemas.openxmlformats.org/drawingml/2006/main" uri="{28A0092B-C50C-407E-A947-70E740481C1C}">
-                          <a14:useLocalDpi val="0"/>
+                        <a:ext uri="{28A0092B-C50C-407E-A947-70E740481C1C}">
+                          <a14:useLocalDpi xmlns:a14="http://schemas.microsoft.com/office/drawing/2010/main" val="0"/>
                         </a:ext>
                       </a:extLst>
                     </a:blip>
@@ -3278,7 +3122,7 @@
                     </a:stretch>
                   </pic:blipFill>
                   <pic:spPr>
-                    <a:xfrm rot="60000" flipH="0" flipV="0">
+                    <a:xfrm rot="60000">
                       <a:off x="0" y="0"/>
                       <a:ext cx="6199602" cy="5545516"/>
                     </a:xfrm>
@@ -3338,26 +3182,29 @@
         <w:jc w:val="center"/>
       </w:pPr>
       <w:r>
+        <w:rPr>
+          <w:noProof/>
+        </w:rPr>
         <w:drawing>
-          <wp:inline wp14:editId="5DF88C15" wp14:anchorId="28816061">
+          <wp:inline distT="0" distB="0" distL="0" distR="0" wp14:anchorId="28816061" wp14:editId="5DF88C15">
             <wp:extent cx="6229350" cy="4914900"/>
             <wp:effectExtent l="0" t="0" r="0" b="0"/>
-            <wp:docPr id="1979696660" name="" title=""/>
+            <wp:docPr id="1979696660" name="Imagem 1979696660"/>
             <wp:cNvGraphicFramePr>
-              <a:graphicFrameLocks noChangeAspect="1"/>
+              <a:graphicFrameLocks xmlns:a="http://schemas.openxmlformats.org/drawingml/2006/main" noChangeAspect="1"/>
             </wp:cNvGraphicFramePr>
-            <a:graphic>
+            <a:graphic xmlns:a="http://schemas.openxmlformats.org/drawingml/2006/main">
               <a:graphicData uri="http://schemas.openxmlformats.org/drawingml/2006/picture">
-                <pic:pic>
+                <pic:pic xmlns:pic="http://schemas.openxmlformats.org/drawingml/2006/picture">
                   <pic:nvPicPr>
                     <pic:cNvPr id="0" name=""/>
                     <pic:cNvPicPr/>
                   </pic:nvPicPr>
                   <pic:blipFill>
-                    <a:blip r:embed="Rd366562573ff4188">
+                    <a:blip r:embed="rId9">
                       <a:extLst>
-                        <a:ext xmlns:a="http://schemas.openxmlformats.org/drawingml/2006/main" uri="{28A0092B-C50C-407E-A947-70E740481C1C}">
-                          <a14:useLocalDpi val="0"/>
+                        <a:ext uri="{28A0092B-C50C-407E-A947-70E740481C1C}">
+                          <a14:useLocalDpi xmlns:a14="http://schemas.microsoft.com/office/drawing/2010/main" val="0"/>
                         </a:ext>
                       </a:extLst>
                     </a:blip>
@@ -3645,26 +3492,30 @@
         </w:tabs>
       </w:pPr>
       <w:r>
+        <w:rPr>
+          <w:noProof/>
+        </w:rPr>
+        <w:lastRenderedPageBreak/>
         <w:drawing>
-          <wp:inline wp14:editId="6299D255" wp14:anchorId="2E657AFB">
+          <wp:inline distT="0" distB="0" distL="0" distR="0" wp14:anchorId="2E657AFB" wp14:editId="6299D255">
             <wp:extent cx="6229350" cy="5648326"/>
             <wp:effectExtent l="96664" t="106980" r="96664" b="106980"/>
-            <wp:docPr id="917072203" name="" title=""/>
+            <wp:docPr id="917072203" name="Imagem 917072203"/>
             <wp:cNvGraphicFramePr>
-              <a:graphicFrameLocks noChangeAspect="1"/>
+              <a:graphicFrameLocks xmlns:a="http://schemas.openxmlformats.org/drawingml/2006/main" noChangeAspect="1"/>
             </wp:cNvGraphicFramePr>
-            <a:graphic>
+            <a:graphic xmlns:a="http://schemas.openxmlformats.org/drawingml/2006/main">
               <a:graphicData uri="http://schemas.openxmlformats.org/drawingml/2006/picture">
-                <pic:pic>
+                <pic:pic xmlns:pic="http://schemas.openxmlformats.org/drawingml/2006/picture">
                   <pic:nvPicPr>
                     <pic:cNvPr id="0" name=""/>
                     <pic:cNvPicPr/>
                   </pic:nvPicPr>
                   <pic:blipFill>
-                    <a:blip r:embed="Rf9b33ac6645e43e4">
+                    <a:blip r:embed="rId10">
                       <a:extLst>
-                        <a:ext xmlns:a="http://schemas.openxmlformats.org/drawingml/2006/main" uri="{28A0092B-C50C-407E-A947-70E740481C1C}">
-                          <a14:useLocalDpi val="0"/>
+                        <a:ext uri="{28A0092B-C50C-407E-A947-70E740481C1C}">
+                          <a14:useLocalDpi xmlns:a14="http://schemas.microsoft.com/office/drawing/2010/main" val="0"/>
                         </a:ext>
                       </a:extLst>
                     </a:blip>
@@ -3673,7 +3524,7 @@
                     </a:stretch>
                   </pic:blipFill>
                   <pic:spPr>
-                    <a:xfrm rot="21480000" flipH="0" flipV="0">
+                    <a:xfrm rot="21480000">
                       <a:off x="0" y="0"/>
                       <a:ext cx="6229350" cy="5648326"/>
                     </a:xfrm>
@@ -3778,13 +3629,11 @@
         </w:rPr>
       </w:pPr>
     </w:p>
-    <w:p w14:noSpellErr="1">
-      <w:pPr>
-        <w:pStyle w:val="Normal"/>
+    <w:p>
+      <w:pPr>
         <w:tabs>
           <w:tab w:val="left" w:pos="9030"/>
         </w:tabs>
-        <w:ind/>
         <w:rPr>
           <w:sz w:val="16"/>
           <w:szCs w:val="16"/>
@@ -3792,9 +3641,9 @@
       </w:pPr>
     </w:p>
     <w:sectPr>
-      <w:headerReference w:type="default" r:id="rId14"/>
-      <w:footerReference w:type="default" r:id="rId15"/>
-      <w:pgSz w:w="11910" w:h="16840" w:orient="portrait"/>
+      <w:headerReference w:type="default" r:id="rId11"/>
+      <w:footerReference w:type="default" r:id="rId12"/>
+      <w:pgSz w:w="11910" w:h="16840"/>
       <w:pgMar w:top="2040" w:right="1540" w:bottom="1400" w:left="580" w:header="697" w:footer="1214" w:gutter="0"/>
       <w:cols w:space="720"/>
     </w:sectPr>
@@ -3803,7 +3652,7 @@
 </file>
 
 <file path=word/endnotes.xml><?xml version="1.0" encoding="utf-8"?>
-<w:endnotes xmlns:wpc="http://schemas.microsoft.com/office/word/2010/wordprocessingCanvas" xmlns:cx="http://schemas.microsoft.com/office/drawing/2014/chartex" xmlns:cx1="http://schemas.microsoft.com/office/drawing/2015/9/8/chartex" xmlns:cx2="http://schemas.microsoft.com/office/drawing/2015/10/21/chartex" xmlns:cx3="http://schemas.microsoft.com/office/drawing/2016/5/9/chartex" xmlns:cx4="http://schemas.microsoft.com/office/drawing/2016/5/10/chartex" xmlns:cx5="http://schemas.microsoft.com/office/drawing/2016/5/11/chartex" xmlns:cx6="http://schemas.microsoft.com/office/drawing/2016/5/12/chartex" xmlns:cx7="http://schemas.microsoft.com/office/drawing/2016/5/13/chartex" xmlns:cx8="http://schemas.microsoft.com/office/drawing/2016/5/14/chartex" xmlns:mc="http://schemas.openxmlformats.org/markup-compatibility/2006" xmlns:aink="http://schemas.microsoft.com/office/drawing/2016/ink" xmlns:am3d="http://schemas.microsoft.com/office/drawing/2017/model3d" xmlns:o="urn:schemas-microsoft-com:office:office" xmlns:oel="http://schemas.microsoft.com/office/2019/extlst" xmlns:r="http://schemas.openxmlformats.org/officeDocument/2006/relationships" xmlns:m="http://schemas.openxmlformats.org/officeDocument/2006/math" xmlns:v="urn:schemas-microsoft-com:vml" xmlns:wp14="http://schemas.microsoft.com/office/word/2010/wordprocessingDrawing" xmlns:wp="http://schemas.openxmlformats.org/drawingml/2006/wordprocessingDrawing" xmlns:w10="urn:schemas-microsoft-com:office:word" xmlns:w="http://schemas.openxmlformats.org/wordprocessingml/2006/main" xmlns:w14="http://schemas.microsoft.com/office/word/2010/wordml" xmlns:w15="http://schemas.microsoft.com/office/word/2012/wordml" xmlns:w16cex="http://schemas.microsoft.com/office/word/2018/wordml/cex" xmlns:w16cid="http://schemas.microsoft.com/office/word/2016/wordml/cid" xmlns:w16="http://schemas.microsoft.com/office/word/2018/wordml" xmlns:w16du="http://schemas.microsoft.com/office/word/2023/wordml/word16du" xmlns:w16sdtdh="http://schemas.microsoft.com/office/word/2020/wordml/sdtdatahash" xmlns:w16sdtfl="http://schemas.microsoft.com/office/word/2024/wordml/sdtformatlock" xmlns:w16se="http://schemas.microsoft.com/office/word/2015/wordml/symex" xmlns:wpg="http://schemas.microsoft.com/office/word/2010/wordprocessingGroup" xmlns:wpi="http://schemas.microsoft.com/office/word/2010/wordprocessingInk" xmlns:wne="http://schemas.microsoft.com/office/word/2006/wordml" xmlns:wps="http://schemas.microsoft.com/office/word/2010/wordprocessingShape" mc:Ignorable="w14 w15 w16se w16cid w16 w16cex w16sdtdh w16sdtfl w16du wp14">
+<w:endnotes xmlns:wpc="http://schemas.microsoft.com/office/word/2010/wordprocessingCanvas" xmlns:cx="http://schemas.microsoft.com/office/drawing/2014/chartex" xmlns:cx1="http://schemas.microsoft.com/office/drawing/2015/9/8/chartex" xmlns:cx2="http://schemas.microsoft.com/office/drawing/2015/10/21/chartex" xmlns:cx3="http://schemas.microsoft.com/office/drawing/2016/5/9/chartex" xmlns:cx4="http://schemas.microsoft.com/office/drawing/2016/5/10/chartex" xmlns:cx5="http://schemas.microsoft.com/office/drawing/2016/5/11/chartex" xmlns:cx6="http://schemas.microsoft.com/office/drawing/2016/5/12/chartex" xmlns:cx7="http://schemas.microsoft.com/office/drawing/2016/5/13/chartex" xmlns:cx8="http://schemas.microsoft.com/office/drawing/2016/5/14/chartex" xmlns:mc="http://schemas.openxmlformats.org/markup-compatibility/2006" xmlns:aink="http://schemas.microsoft.com/office/drawing/2016/ink" xmlns:am3d="http://schemas.microsoft.com/office/drawing/2017/model3d" xmlns:o="urn:schemas-microsoft-com:office:office" xmlns:r="http://schemas.openxmlformats.org/officeDocument/2006/relationships" xmlns:m="http://schemas.openxmlformats.org/officeDocument/2006/math" xmlns:v="urn:schemas-microsoft-com:vml" xmlns:wp14="http://schemas.microsoft.com/office/word/2010/wordprocessingDrawing" xmlns:wp="http://schemas.openxmlformats.org/drawingml/2006/wordprocessingDrawing" xmlns:w10="urn:schemas-microsoft-com:office:word" xmlns:w="http://schemas.openxmlformats.org/wordprocessingml/2006/main" xmlns:w14="http://schemas.microsoft.com/office/word/2010/wordml" xmlns:w15="http://schemas.microsoft.com/office/word/2012/wordml" xmlns:w16cex="http://schemas.microsoft.com/office/word/2018/wordml/cex" xmlns:w16cid="http://schemas.microsoft.com/office/word/2016/wordml/cid" xmlns:w16="http://schemas.microsoft.com/office/word/2018/wordml" xmlns:w16sdtdh="http://schemas.microsoft.com/office/word/2020/wordml/sdtdatahash" xmlns:w16se="http://schemas.microsoft.com/office/word/2015/wordml/symex" xmlns:wpg="http://schemas.microsoft.com/office/word/2010/wordprocessingGroup" xmlns:wpi="http://schemas.microsoft.com/office/word/2010/wordprocessingInk" xmlns:wne="http://schemas.microsoft.com/office/word/2006/wordml" xmlns:wps="http://schemas.microsoft.com/office/word/2010/wordprocessingShape" mc:Ignorable="w14 w15 w16se w16cid w16 w16cex w16sdtdh wp14">
   <w:endnote w:type="separator" w:id="-1">
     <w:p>
       <w:r>
@@ -3822,7 +3671,7 @@
 </file>
 
 <file path=word/footer1.xml><?xml version="1.0" encoding="utf-8"?>
-<w:ftr xmlns:wpc="http://schemas.microsoft.com/office/word/2010/wordprocessingCanvas" xmlns:cx="http://schemas.microsoft.com/office/drawing/2014/chartex" xmlns:cx1="http://schemas.microsoft.com/office/drawing/2015/9/8/chartex" xmlns:cx2="http://schemas.microsoft.com/office/drawing/2015/10/21/chartex" xmlns:cx3="http://schemas.microsoft.com/office/drawing/2016/5/9/chartex" xmlns:cx4="http://schemas.microsoft.com/office/drawing/2016/5/10/chartex" xmlns:cx5="http://schemas.microsoft.com/office/drawing/2016/5/11/chartex" xmlns:cx6="http://schemas.microsoft.com/office/drawing/2016/5/12/chartex" xmlns:cx7="http://schemas.microsoft.com/office/drawing/2016/5/13/chartex" xmlns:cx8="http://schemas.microsoft.com/office/drawing/2016/5/14/chartex" xmlns:mc="http://schemas.openxmlformats.org/markup-compatibility/2006" xmlns:aink="http://schemas.microsoft.com/office/drawing/2016/ink" xmlns:am3d="http://schemas.microsoft.com/office/drawing/2017/model3d" xmlns:o="urn:schemas-microsoft-com:office:office" xmlns:oel="http://schemas.microsoft.com/office/2019/extlst" xmlns:r="http://schemas.openxmlformats.org/officeDocument/2006/relationships" xmlns:m="http://schemas.openxmlformats.org/officeDocument/2006/math" xmlns:v="urn:schemas-microsoft-com:vml" xmlns:wp14="http://schemas.microsoft.com/office/word/2010/wordprocessingDrawing" xmlns:wp="http://schemas.openxmlformats.org/drawingml/2006/wordprocessingDrawing" xmlns:w10="urn:schemas-microsoft-com:office:word" xmlns:w="http://schemas.openxmlformats.org/wordprocessingml/2006/main" xmlns:w14="http://schemas.microsoft.com/office/word/2010/wordml" xmlns:w15="http://schemas.microsoft.com/office/word/2012/wordml" xmlns:w16cex="http://schemas.microsoft.com/office/word/2018/wordml/cex" xmlns:w16cid="http://schemas.microsoft.com/office/word/2016/wordml/cid" xmlns:w16="http://schemas.microsoft.com/office/word/2018/wordml" xmlns:w16du="http://schemas.microsoft.com/office/word/2023/wordml/word16du" xmlns:w16sdtdh="http://schemas.microsoft.com/office/word/2020/wordml/sdtdatahash" xmlns:w16sdtfl="http://schemas.microsoft.com/office/word/2024/wordml/sdtformatlock" xmlns:w16se="http://schemas.microsoft.com/office/word/2015/wordml/symex" xmlns:wpg="http://schemas.microsoft.com/office/word/2010/wordprocessingGroup" xmlns:wpi="http://schemas.microsoft.com/office/word/2010/wordprocessingInk" xmlns:wne="http://schemas.microsoft.com/office/word/2006/wordml" xmlns:wps="http://schemas.microsoft.com/office/word/2010/wordprocessingShape" xmlns:a="http://schemas.openxmlformats.org/drawingml/2006/main" xmlns:pic="http://schemas.openxmlformats.org/drawingml/2006/picture" xmlns:a14="http://schemas.microsoft.com/office/drawing/2010/main" mc:Ignorable="w14 w15 w16se w16cid w16 w16cex w16sdtdh w16sdtfl w16du wp14">
+<w:ftr xmlns:wpc="http://schemas.microsoft.com/office/word/2010/wordprocessingCanvas" xmlns:cx="http://schemas.microsoft.com/office/drawing/2014/chartex" xmlns:cx1="http://schemas.microsoft.com/office/drawing/2015/9/8/chartex" xmlns:cx2="http://schemas.microsoft.com/office/drawing/2015/10/21/chartex" xmlns:cx3="http://schemas.microsoft.com/office/drawing/2016/5/9/chartex" xmlns:cx4="http://schemas.microsoft.com/office/drawing/2016/5/10/chartex" xmlns:cx5="http://schemas.microsoft.com/office/drawing/2016/5/11/chartex" xmlns:cx6="http://schemas.microsoft.com/office/drawing/2016/5/12/chartex" xmlns:cx7="http://schemas.microsoft.com/office/drawing/2016/5/13/chartex" xmlns:cx8="http://schemas.microsoft.com/office/drawing/2016/5/14/chartex" xmlns:mc="http://schemas.openxmlformats.org/markup-compatibility/2006" xmlns:aink="http://schemas.microsoft.com/office/drawing/2016/ink" xmlns:am3d="http://schemas.microsoft.com/office/drawing/2017/model3d" xmlns:o="urn:schemas-microsoft-com:office:office" xmlns:r="http://schemas.openxmlformats.org/officeDocument/2006/relationships" xmlns:m="http://schemas.openxmlformats.org/officeDocument/2006/math" xmlns:v="urn:schemas-microsoft-com:vml" xmlns:wp14="http://schemas.microsoft.com/office/word/2010/wordprocessingDrawing" xmlns:wp="http://schemas.openxmlformats.org/drawingml/2006/wordprocessingDrawing" xmlns:w10="urn:schemas-microsoft-com:office:word" xmlns:w="http://schemas.openxmlformats.org/wordprocessingml/2006/main" xmlns:w14="http://schemas.microsoft.com/office/word/2010/wordml" xmlns:w15="http://schemas.microsoft.com/office/word/2012/wordml" xmlns:w16cex="http://schemas.microsoft.com/office/word/2018/wordml/cex" xmlns:w16cid="http://schemas.microsoft.com/office/word/2016/wordml/cid" xmlns:w16="http://schemas.microsoft.com/office/word/2018/wordml" xmlns:w16sdtdh="http://schemas.microsoft.com/office/word/2020/wordml/sdtdatahash" xmlns:w16se="http://schemas.microsoft.com/office/word/2015/wordml/symex" xmlns:wpg="http://schemas.microsoft.com/office/word/2010/wordprocessingGroup" xmlns:wpi="http://schemas.microsoft.com/office/word/2010/wordprocessingInk" xmlns:wne="http://schemas.microsoft.com/office/word/2006/wordml" xmlns:wps="http://schemas.microsoft.com/office/word/2010/wordprocessingShape" mc:Ignorable="w14 w15 w16se w16cid w16 w16cex w16sdtdh wp14">
   <w:p>
     <w:pPr>
       <w:pStyle w:val="Corpodetexto"/>
@@ -3895,7 +3744,7 @@
 </file>
 
 <file path=word/footnotes.xml><?xml version="1.0" encoding="utf-8"?>
-<w:footnotes xmlns:wpc="http://schemas.microsoft.com/office/word/2010/wordprocessingCanvas" xmlns:cx="http://schemas.microsoft.com/office/drawing/2014/chartex" xmlns:cx1="http://schemas.microsoft.com/office/drawing/2015/9/8/chartex" xmlns:cx2="http://schemas.microsoft.com/office/drawing/2015/10/21/chartex" xmlns:cx3="http://schemas.microsoft.com/office/drawing/2016/5/9/chartex" xmlns:cx4="http://schemas.microsoft.com/office/drawing/2016/5/10/chartex" xmlns:cx5="http://schemas.microsoft.com/office/drawing/2016/5/11/chartex" xmlns:cx6="http://schemas.microsoft.com/office/drawing/2016/5/12/chartex" xmlns:cx7="http://schemas.microsoft.com/office/drawing/2016/5/13/chartex" xmlns:cx8="http://schemas.microsoft.com/office/drawing/2016/5/14/chartex" xmlns:mc="http://schemas.openxmlformats.org/markup-compatibility/2006" xmlns:aink="http://schemas.microsoft.com/office/drawing/2016/ink" xmlns:am3d="http://schemas.microsoft.com/office/drawing/2017/model3d" xmlns:o="urn:schemas-microsoft-com:office:office" xmlns:oel="http://schemas.microsoft.com/office/2019/extlst" xmlns:r="http://schemas.openxmlformats.org/officeDocument/2006/relationships" xmlns:m="http://schemas.openxmlformats.org/officeDocument/2006/math" xmlns:v="urn:schemas-microsoft-com:vml" xmlns:wp14="http://schemas.microsoft.com/office/word/2010/wordprocessingDrawing" xmlns:wp="http://schemas.openxmlformats.org/drawingml/2006/wordprocessingDrawing" xmlns:w10="urn:schemas-microsoft-com:office:word" xmlns:w="http://schemas.openxmlformats.org/wordprocessingml/2006/main" xmlns:w14="http://schemas.microsoft.com/office/word/2010/wordml" xmlns:w15="http://schemas.microsoft.com/office/word/2012/wordml" xmlns:w16cex="http://schemas.microsoft.com/office/word/2018/wordml/cex" xmlns:w16cid="http://schemas.microsoft.com/office/word/2016/wordml/cid" xmlns:w16="http://schemas.microsoft.com/office/word/2018/wordml" xmlns:w16du="http://schemas.microsoft.com/office/word/2023/wordml/word16du" xmlns:w16sdtdh="http://schemas.microsoft.com/office/word/2020/wordml/sdtdatahash" xmlns:w16sdtfl="http://schemas.microsoft.com/office/word/2024/wordml/sdtformatlock" xmlns:w16se="http://schemas.microsoft.com/office/word/2015/wordml/symex" xmlns:wpg="http://schemas.microsoft.com/office/word/2010/wordprocessingGroup" xmlns:wpi="http://schemas.microsoft.com/office/word/2010/wordprocessingInk" xmlns:wne="http://schemas.microsoft.com/office/word/2006/wordml" xmlns:wps="http://schemas.microsoft.com/office/word/2010/wordprocessingShape" mc:Ignorable="w14 w15 w16se w16cid w16 w16cex w16sdtdh w16sdtfl w16du wp14">
+<w:footnotes xmlns:wpc="http://schemas.microsoft.com/office/word/2010/wordprocessingCanvas" xmlns:cx="http://schemas.microsoft.com/office/drawing/2014/chartex" xmlns:cx1="http://schemas.microsoft.com/office/drawing/2015/9/8/chartex" xmlns:cx2="http://schemas.microsoft.com/office/drawing/2015/10/21/chartex" xmlns:cx3="http://schemas.microsoft.com/office/drawing/2016/5/9/chartex" xmlns:cx4="http://schemas.microsoft.com/office/drawing/2016/5/10/chartex" xmlns:cx5="http://schemas.microsoft.com/office/drawing/2016/5/11/chartex" xmlns:cx6="http://schemas.microsoft.com/office/drawing/2016/5/12/chartex" xmlns:cx7="http://schemas.microsoft.com/office/drawing/2016/5/13/chartex" xmlns:cx8="http://schemas.microsoft.com/office/drawing/2016/5/14/chartex" xmlns:mc="http://schemas.openxmlformats.org/markup-compatibility/2006" xmlns:aink="http://schemas.microsoft.com/office/drawing/2016/ink" xmlns:am3d="http://schemas.microsoft.com/office/drawing/2017/model3d" xmlns:o="urn:schemas-microsoft-com:office:office" xmlns:r="http://schemas.openxmlformats.org/officeDocument/2006/relationships" xmlns:m="http://schemas.openxmlformats.org/officeDocument/2006/math" xmlns:v="urn:schemas-microsoft-com:vml" xmlns:wp14="http://schemas.microsoft.com/office/word/2010/wordprocessingDrawing" xmlns:wp="http://schemas.openxmlformats.org/drawingml/2006/wordprocessingDrawing" xmlns:w10="urn:schemas-microsoft-com:office:word" xmlns:w="http://schemas.openxmlformats.org/wordprocessingml/2006/main" xmlns:w14="http://schemas.microsoft.com/office/word/2010/wordml" xmlns:w15="http://schemas.microsoft.com/office/word/2012/wordml" xmlns:w16cex="http://schemas.microsoft.com/office/word/2018/wordml/cex" xmlns:w16cid="http://schemas.microsoft.com/office/word/2016/wordml/cid" xmlns:w16="http://schemas.microsoft.com/office/word/2018/wordml" xmlns:w16sdtdh="http://schemas.microsoft.com/office/word/2020/wordml/sdtdatahash" xmlns:w16se="http://schemas.microsoft.com/office/word/2015/wordml/symex" xmlns:wpg="http://schemas.microsoft.com/office/word/2010/wordprocessingGroup" xmlns:wpi="http://schemas.microsoft.com/office/word/2010/wordprocessingInk" xmlns:wne="http://schemas.microsoft.com/office/word/2006/wordml" xmlns:wps="http://schemas.microsoft.com/office/word/2010/wordprocessingShape" mc:Ignorable="w14 w15 w16se w16cid w16 w16cex w16sdtdh wp14">
   <w:footnote w:type="separator" w:id="-1">
     <w:p>
       <w:r>
@@ -3914,7 +3763,7 @@
 </file>
 
 <file path=word/header1.xml><?xml version="1.0" encoding="utf-8"?>
-<w:hdr xmlns:wpc="http://schemas.microsoft.com/office/word/2010/wordprocessingCanvas" xmlns:cx="http://schemas.microsoft.com/office/drawing/2014/chartex" xmlns:cx1="http://schemas.microsoft.com/office/drawing/2015/9/8/chartex" xmlns:cx2="http://schemas.microsoft.com/office/drawing/2015/10/21/chartex" xmlns:cx3="http://schemas.microsoft.com/office/drawing/2016/5/9/chartex" xmlns:cx4="http://schemas.microsoft.com/office/drawing/2016/5/10/chartex" xmlns:cx5="http://schemas.microsoft.com/office/drawing/2016/5/11/chartex" xmlns:cx6="http://schemas.microsoft.com/office/drawing/2016/5/12/chartex" xmlns:cx7="http://schemas.microsoft.com/office/drawing/2016/5/13/chartex" xmlns:cx8="http://schemas.microsoft.com/office/drawing/2016/5/14/chartex" xmlns:mc="http://schemas.openxmlformats.org/markup-compatibility/2006" xmlns:aink="http://schemas.microsoft.com/office/drawing/2016/ink" xmlns:am3d="http://schemas.microsoft.com/office/drawing/2017/model3d" xmlns:o="urn:schemas-microsoft-com:office:office" xmlns:oel="http://schemas.microsoft.com/office/2019/extlst" xmlns:r="http://schemas.openxmlformats.org/officeDocument/2006/relationships" xmlns:m="http://schemas.openxmlformats.org/officeDocument/2006/math" xmlns:v="urn:schemas-microsoft-com:vml" xmlns:wp14="http://schemas.microsoft.com/office/word/2010/wordprocessingDrawing" xmlns:wp="http://schemas.openxmlformats.org/drawingml/2006/wordprocessingDrawing" xmlns:w10="urn:schemas-microsoft-com:office:word" xmlns:w="http://schemas.openxmlformats.org/wordprocessingml/2006/main" xmlns:w14="http://schemas.microsoft.com/office/word/2010/wordml" xmlns:w15="http://schemas.microsoft.com/office/word/2012/wordml" xmlns:w16cex="http://schemas.microsoft.com/office/word/2018/wordml/cex" xmlns:w16cid="http://schemas.microsoft.com/office/word/2016/wordml/cid" xmlns:w16="http://schemas.microsoft.com/office/word/2018/wordml" xmlns:w16du="http://schemas.microsoft.com/office/word/2023/wordml/word16du" xmlns:w16sdtdh="http://schemas.microsoft.com/office/word/2020/wordml/sdtdatahash" xmlns:w16sdtfl="http://schemas.microsoft.com/office/word/2024/wordml/sdtformatlock" xmlns:w16se="http://schemas.microsoft.com/office/word/2015/wordml/symex" xmlns:wpg="http://schemas.microsoft.com/office/word/2010/wordprocessingGroup" xmlns:wpi="http://schemas.microsoft.com/office/word/2010/wordprocessingInk" xmlns:wne="http://schemas.microsoft.com/office/word/2006/wordml" xmlns:wps="http://schemas.microsoft.com/office/word/2010/wordprocessingShape" xmlns:a="http://schemas.openxmlformats.org/drawingml/2006/main" xmlns:pic="http://schemas.openxmlformats.org/drawingml/2006/picture" xmlns:a14="http://schemas.microsoft.com/office/drawing/2010/main" mc:Ignorable="w14 w15 w16se w16cid w16 w16cex w16sdtdh w16sdtfl w16du wp14">
+<w:hdr xmlns:wpc="http://schemas.microsoft.com/office/word/2010/wordprocessingCanvas" xmlns:cx="http://schemas.microsoft.com/office/drawing/2014/chartex" xmlns:cx1="http://schemas.microsoft.com/office/drawing/2015/9/8/chartex" xmlns:cx2="http://schemas.microsoft.com/office/drawing/2015/10/21/chartex" xmlns:cx3="http://schemas.microsoft.com/office/drawing/2016/5/9/chartex" xmlns:cx4="http://schemas.microsoft.com/office/drawing/2016/5/10/chartex" xmlns:cx5="http://schemas.microsoft.com/office/drawing/2016/5/11/chartex" xmlns:cx6="http://schemas.microsoft.com/office/drawing/2016/5/12/chartex" xmlns:cx7="http://schemas.microsoft.com/office/drawing/2016/5/13/chartex" xmlns:cx8="http://schemas.microsoft.com/office/drawing/2016/5/14/chartex" xmlns:mc="http://schemas.openxmlformats.org/markup-compatibility/2006" xmlns:aink="http://schemas.microsoft.com/office/drawing/2016/ink" xmlns:am3d="http://schemas.microsoft.com/office/drawing/2017/model3d" xmlns:o="urn:schemas-microsoft-com:office:office" xmlns:r="http://schemas.openxmlformats.org/officeDocument/2006/relationships" xmlns:m="http://schemas.openxmlformats.org/officeDocument/2006/math" xmlns:v="urn:schemas-microsoft-com:vml" xmlns:wp14="http://schemas.microsoft.com/office/word/2010/wordprocessingDrawing" xmlns:wp="http://schemas.openxmlformats.org/drawingml/2006/wordprocessingDrawing" xmlns:w10="urn:schemas-microsoft-com:office:word" xmlns:w="http://schemas.openxmlformats.org/wordprocessingml/2006/main" xmlns:w14="http://schemas.microsoft.com/office/word/2010/wordml" xmlns:w15="http://schemas.microsoft.com/office/word/2012/wordml" xmlns:w16cex="http://schemas.microsoft.com/office/word/2018/wordml/cex" xmlns:w16cid="http://schemas.microsoft.com/office/word/2016/wordml/cid" xmlns:w16="http://schemas.microsoft.com/office/word/2018/wordml" xmlns:w16sdtdh="http://schemas.microsoft.com/office/word/2020/wordml/sdtdatahash" xmlns:w16se="http://schemas.microsoft.com/office/word/2015/wordml/symex" xmlns:wpg="http://schemas.microsoft.com/office/word/2010/wordprocessingGroup" xmlns:wpi="http://schemas.microsoft.com/office/word/2010/wordprocessingInk" xmlns:wne="http://schemas.microsoft.com/office/word/2006/wordml" xmlns:wps="http://schemas.microsoft.com/office/word/2010/wordprocessingShape" mc:Ignorable="w14 w15 w16se w16cid w16 w16cex w16sdtdh wp14">
   <w:p>
     <w:pPr>
       <w:pStyle w:val="Cabealho"/>
@@ -4026,7 +3875,7 @@
 </file>
 
 <file path=word/header2.xml><?xml version="1.0" encoding="utf-8"?>
-<w:hdr xmlns:wpc="http://schemas.microsoft.com/office/word/2010/wordprocessingCanvas" xmlns:cx="http://schemas.microsoft.com/office/drawing/2014/chartex" xmlns:cx1="http://schemas.microsoft.com/office/drawing/2015/9/8/chartex" xmlns:cx2="http://schemas.microsoft.com/office/drawing/2015/10/21/chartex" xmlns:cx3="http://schemas.microsoft.com/office/drawing/2016/5/9/chartex" xmlns:cx4="http://schemas.microsoft.com/office/drawing/2016/5/10/chartex" xmlns:cx5="http://schemas.microsoft.com/office/drawing/2016/5/11/chartex" xmlns:cx6="http://schemas.microsoft.com/office/drawing/2016/5/12/chartex" xmlns:cx7="http://schemas.microsoft.com/office/drawing/2016/5/13/chartex" xmlns:cx8="http://schemas.microsoft.com/office/drawing/2016/5/14/chartex" xmlns:mc="http://schemas.openxmlformats.org/markup-compatibility/2006" xmlns:aink="http://schemas.microsoft.com/office/drawing/2016/ink" xmlns:am3d="http://schemas.microsoft.com/office/drawing/2017/model3d" xmlns:o="urn:schemas-microsoft-com:office:office" xmlns:oel="http://schemas.microsoft.com/office/2019/extlst" xmlns:r="http://schemas.openxmlformats.org/officeDocument/2006/relationships" xmlns:m="http://schemas.openxmlformats.org/officeDocument/2006/math" xmlns:v="urn:schemas-microsoft-com:vml" xmlns:wp14="http://schemas.microsoft.com/office/word/2010/wordprocessingDrawing" xmlns:wp="http://schemas.openxmlformats.org/drawingml/2006/wordprocessingDrawing" xmlns:w10="urn:schemas-microsoft-com:office:word" xmlns:w="http://schemas.openxmlformats.org/wordprocessingml/2006/main" xmlns:w14="http://schemas.microsoft.com/office/word/2010/wordml" xmlns:w15="http://schemas.microsoft.com/office/word/2012/wordml" xmlns:w16cex="http://schemas.microsoft.com/office/word/2018/wordml/cex" xmlns:w16cid="http://schemas.microsoft.com/office/word/2016/wordml/cid" xmlns:w16="http://schemas.microsoft.com/office/word/2018/wordml" xmlns:w16du="http://schemas.microsoft.com/office/word/2023/wordml/word16du" xmlns:w16sdtdh="http://schemas.microsoft.com/office/word/2020/wordml/sdtdatahash" xmlns:w16sdtfl="http://schemas.microsoft.com/office/word/2024/wordml/sdtformatlock" xmlns:w16se="http://schemas.microsoft.com/office/word/2015/wordml/symex" xmlns:wpg="http://schemas.microsoft.com/office/word/2010/wordprocessingGroup" xmlns:wpi="http://schemas.microsoft.com/office/word/2010/wordprocessingInk" xmlns:wne="http://schemas.microsoft.com/office/word/2006/wordml" xmlns:wps="http://schemas.microsoft.com/office/word/2010/wordprocessingShape" xmlns:a="http://schemas.openxmlformats.org/drawingml/2006/main" xmlns:pic="http://schemas.openxmlformats.org/drawingml/2006/picture" xmlns:a14="http://schemas.microsoft.com/office/drawing/2010/main" mc:Ignorable="w14 w15 w16se w16cid w16 w16cex w16sdtdh w16sdtfl w16du wp14">
+<w:hdr xmlns:wpc="http://schemas.microsoft.com/office/word/2010/wordprocessingCanvas" xmlns:cx="http://schemas.microsoft.com/office/drawing/2014/chartex" xmlns:cx1="http://schemas.microsoft.com/office/drawing/2015/9/8/chartex" xmlns:cx2="http://schemas.microsoft.com/office/drawing/2015/10/21/chartex" xmlns:cx3="http://schemas.microsoft.com/office/drawing/2016/5/9/chartex" xmlns:cx4="http://schemas.microsoft.com/office/drawing/2016/5/10/chartex" xmlns:cx5="http://schemas.microsoft.com/office/drawing/2016/5/11/chartex" xmlns:cx6="http://schemas.microsoft.com/office/drawing/2016/5/12/chartex" xmlns:cx7="http://schemas.microsoft.com/office/drawing/2016/5/13/chartex" xmlns:cx8="http://schemas.microsoft.com/office/drawing/2016/5/14/chartex" xmlns:mc="http://schemas.openxmlformats.org/markup-compatibility/2006" xmlns:aink="http://schemas.microsoft.com/office/drawing/2016/ink" xmlns:am3d="http://schemas.microsoft.com/office/drawing/2017/model3d" xmlns:o="urn:schemas-microsoft-com:office:office" xmlns:r="http://schemas.openxmlformats.org/officeDocument/2006/relationships" xmlns:m="http://schemas.openxmlformats.org/officeDocument/2006/math" xmlns:v="urn:schemas-microsoft-com:vml" xmlns:wp14="http://schemas.microsoft.com/office/word/2010/wordprocessingDrawing" xmlns:wp="http://schemas.openxmlformats.org/drawingml/2006/wordprocessingDrawing" xmlns:w10="urn:schemas-microsoft-com:office:word" xmlns:w="http://schemas.openxmlformats.org/wordprocessingml/2006/main" xmlns:w14="http://schemas.microsoft.com/office/word/2010/wordml" xmlns:w15="http://schemas.microsoft.com/office/word/2012/wordml" xmlns:w16cex="http://schemas.microsoft.com/office/word/2018/wordml/cex" xmlns:w16cid="http://schemas.microsoft.com/office/word/2016/wordml/cid" xmlns:w16="http://schemas.microsoft.com/office/word/2018/wordml" xmlns:w16sdtdh="http://schemas.microsoft.com/office/word/2020/wordml/sdtdatahash" xmlns:w16se="http://schemas.microsoft.com/office/word/2015/wordml/symex" xmlns:wpg="http://schemas.microsoft.com/office/word/2010/wordprocessingGroup" xmlns:wpi="http://schemas.microsoft.com/office/word/2010/wordprocessingInk" xmlns:wne="http://schemas.microsoft.com/office/word/2006/wordml" xmlns:wps="http://schemas.microsoft.com/office/word/2010/wordprocessingShape" mc:Ignorable="w14 w15 w16se w16cid w16 w16cex w16sdtdh wp14">
   <w:p>
     <w:pPr>
       <w:pStyle w:val="Cabealho"/>
@@ -4154,7 +4003,7 @@
 </file>
 
 <file path=word/numbering.xml><?xml version="1.0" encoding="utf-8"?>
-<w:numbering xmlns:wpc="http://schemas.microsoft.com/office/word/2010/wordprocessingCanvas" xmlns:cx="http://schemas.microsoft.com/office/drawing/2014/chartex" xmlns:cx1="http://schemas.microsoft.com/office/drawing/2015/9/8/chartex" xmlns:cx2="http://schemas.microsoft.com/office/drawing/2015/10/21/chartex" xmlns:cx3="http://schemas.microsoft.com/office/drawing/2016/5/9/chartex" xmlns:cx4="http://schemas.microsoft.com/office/drawing/2016/5/10/chartex" xmlns:cx5="http://schemas.microsoft.com/office/drawing/2016/5/11/chartex" xmlns:cx6="http://schemas.microsoft.com/office/drawing/2016/5/12/chartex" xmlns:cx7="http://schemas.microsoft.com/office/drawing/2016/5/13/chartex" xmlns:cx8="http://schemas.microsoft.com/office/drawing/2016/5/14/chartex" xmlns:mc="http://schemas.openxmlformats.org/markup-compatibility/2006" xmlns:aink="http://schemas.microsoft.com/office/drawing/2016/ink" xmlns:am3d="http://schemas.microsoft.com/office/drawing/2017/model3d" xmlns:o="urn:schemas-microsoft-com:office:office" xmlns:oel="http://schemas.microsoft.com/office/2019/extlst" xmlns:r="http://schemas.openxmlformats.org/officeDocument/2006/relationships" xmlns:m="http://schemas.openxmlformats.org/officeDocument/2006/math" xmlns:v="urn:schemas-microsoft-com:vml" xmlns:wp14="http://schemas.microsoft.com/office/word/2010/wordprocessingDrawing" xmlns:wp="http://schemas.openxmlformats.org/drawingml/2006/wordprocessingDrawing" xmlns:w10="urn:schemas-microsoft-com:office:word" xmlns:w="http://schemas.openxmlformats.org/wordprocessingml/2006/main" xmlns:w14="http://schemas.microsoft.com/office/word/2010/wordml" xmlns:w15="http://schemas.microsoft.com/office/word/2012/wordml" xmlns:w16cex="http://schemas.microsoft.com/office/word/2018/wordml/cex" xmlns:w16cid="http://schemas.microsoft.com/office/word/2016/wordml/cid" xmlns:w16="http://schemas.microsoft.com/office/word/2018/wordml" xmlns:w16du="http://schemas.microsoft.com/office/word/2023/wordml/word16du" xmlns:w16sdtdh="http://schemas.microsoft.com/office/word/2020/wordml/sdtdatahash" xmlns:w16sdtfl="http://schemas.microsoft.com/office/word/2024/wordml/sdtformatlock" xmlns:w16se="http://schemas.microsoft.com/office/word/2015/wordml/symex" xmlns:wpg="http://schemas.microsoft.com/office/word/2010/wordprocessingGroup" xmlns:wpi="http://schemas.microsoft.com/office/word/2010/wordprocessingInk" xmlns:wne="http://schemas.microsoft.com/office/word/2006/wordml" xmlns:wps="http://schemas.microsoft.com/office/word/2010/wordprocessingShape" mc:Ignorable="w14 w15 w16se w16cid w16 w16cex w16sdtdh w16sdtfl w16du wp14">
+<w:numbering xmlns:wpc="http://schemas.microsoft.com/office/word/2010/wordprocessingCanvas" xmlns:cx="http://schemas.microsoft.com/office/drawing/2014/chartex" xmlns:cx1="http://schemas.microsoft.com/office/drawing/2015/9/8/chartex" xmlns:cx2="http://schemas.microsoft.com/office/drawing/2015/10/21/chartex" xmlns:cx3="http://schemas.microsoft.com/office/drawing/2016/5/9/chartex" xmlns:cx4="http://schemas.microsoft.com/office/drawing/2016/5/10/chartex" xmlns:cx5="http://schemas.microsoft.com/office/drawing/2016/5/11/chartex" xmlns:cx6="http://schemas.microsoft.com/office/drawing/2016/5/12/chartex" xmlns:cx7="http://schemas.microsoft.com/office/drawing/2016/5/13/chartex" xmlns:cx8="http://schemas.microsoft.com/office/drawing/2016/5/14/chartex" xmlns:mc="http://schemas.openxmlformats.org/markup-compatibility/2006" xmlns:aink="http://schemas.microsoft.com/office/drawing/2016/ink" xmlns:am3d="http://schemas.microsoft.com/office/drawing/2017/model3d" xmlns:o="urn:schemas-microsoft-com:office:office" xmlns:r="http://schemas.openxmlformats.org/officeDocument/2006/relationships" xmlns:m="http://schemas.openxmlformats.org/officeDocument/2006/math" xmlns:v="urn:schemas-microsoft-com:vml" xmlns:wp14="http://schemas.microsoft.com/office/word/2010/wordprocessingDrawing" xmlns:wp="http://schemas.openxmlformats.org/drawingml/2006/wordprocessingDrawing" xmlns:w10="urn:schemas-microsoft-com:office:word" xmlns:w="http://schemas.openxmlformats.org/wordprocessingml/2006/main" xmlns:w14="http://schemas.microsoft.com/office/word/2010/wordml" xmlns:w15="http://schemas.microsoft.com/office/word/2012/wordml" xmlns:w16cex="http://schemas.microsoft.com/office/word/2018/wordml/cex" xmlns:w16cid="http://schemas.microsoft.com/office/word/2016/wordml/cid" xmlns:w16="http://schemas.microsoft.com/office/word/2018/wordml" xmlns:w16sdtdh="http://schemas.microsoft.com/office/word/2020/wordml/sdtdatahash" xmlns:w16se="http://schemas.microsoft.com/office/word/2015/wordml/symex" xmlns:wpg="http://schemas.microsoft.com/office/word/2010/wordprocessingGroup" xmlns:wpi="http://schemas.microsoft.com/office/word/2010/wordprocessingInk" xmlns:wne="http://schemas.microsoft.com/office/word/2006/wordml" xmlns:wps="http://schemas.microsoft.com/office/word/2010/wordprocessingShape" mc:Ignorable="w14 w15 w16se w16cid w16 w16cex w16sdtdh wp14">
   <w:abstractNum w:abstractNumId="0" w15:restartNumberingAfterBreak="0">
     <w:nsid w:val="0BBB417D"/>
     <w:multiLevelType w:val="hybridMultilevel"/>
@@ -4168,7 +4017,7 @@
         <w:ind w:left="1467" w:hanging="360"/>
       </w:pPr>
       <w:rPr>
-        <w:rFonts w:hint="default" w:ascii="Symbol" w:hAnsi="Symbol"/>
+        <w:rFonts w:ascii="Symbol" w:hAnsi="Symbol" w:hint="default"/>
       </w:rPr>
     </w:lvl>
     <w:lvl w:ilvl="1" w:tplc="04160003" w:tentative="1">
@@ -4180,7 +4029,7 @@
         <w:ind w:left="2187" w:hanging="360"/>
       </w:pPr>
       <w:rPr>
-        <w:rFonts w:hint="default" w:ascii="Courier New" w:hAnsi="Courier New" w:cs="Courier New"/>
+        <w:rFonts w:ascii="Courier New" w:hAnsi="Courier New" w:cs="Courier New" w:hint="default"/>
       </w:rPr>
     </w:lvl>
     <w:lvl w:ilvl="2" w:tplc="04160005" w:tentative="1">
@@ -4192,7 +4041,7 @@
         <w:ind w:left="2907" w:hanging="360"/>
       </w:pPr>
       <w:rPr>
-        <w:rFonts w:hint="default" w:ascii="Wingdings" w:hAnsi="Wingdings"/>
+        <w:rFonts w:ascii="Wingdings" w:hAnsi="Wingdings" w:hint="default"/>
       </w:rPr>
     </w:lvl>
     <w:lvl w:ilvl="3" w:tplc="04160001" w:tentative="1">
@@ -4204,7 +4053,7 @@
         <w:ind w:left="3627" w:hanging="360"/>
       </w:pPr>
       <w:rPr>
-        <w:rFonts w:hint="default" w:ascii="Symbol" w:hAnsi="Symbol"/>
+        <w:rFonts w:ascii="Symbol" w:hAnsi="Symbol" w:hint="default"/>
       </w:rPr>
     </w:lvl>
     <w:lvl w:ilvl="4" w:tplc="04160003" w:tentative="1">
@@ -4216,7 +4065,7 @@
         <w:ind w:left="4347" w:hanging="360"/>
       </w:pPr>
       <w:rPr>
-        <w:rFonts w:hint="default" w:ascii="Courier New" w:hAnsi="Courier New" w:cs="Courier New"/>
+        <w:rFonts w:ascii="Courier New" w:hAnsi="Courier New" w:cs="Courier New" w:hint="default"/>
       </w:rPr>
     </w:lvl>
     <w:lvl w:ilvl="5" w:tplc="04160005" w:tentative="1">
@@ -4228,7 +4077,7 @@
         <w:ind w:left="5067" w:hanging="360"/>
       </w:pPr>
       <w:rPr>
-        <w:rFonts w:hint="default" w:ascii="Wingdings" w:hAnsi="Wingdings"/>
+        <w:rFonts w:ascii="Wingdings" w:hAnsi="Wingdings" w:hint="default"/>
       </w:rPr>
     </w:lvl>
     <w:lvl w:ilvl="6" w:tplc="04160001" w:tentative="1">
@@ -4240,7 +4089,7 @@
         <w:ind w:left="5787" w:hanging="360"/>
       </w:pPr>
       <w:rPr>
-        <w:rFonts w:hint="default" w:ascii="Symbol" w:hAnsi="Symbol"/>
+        <w:rFonts w:ascii="Symbol" w:hAnsi="Symbol" w:hint="default"/>
       </w:rPr>
     </w:lvl>
     <w:lvl w:ilvl="7" w:tplc="04160003" w:tentative="1">
@@ -4252,7 +4101,7 @@
         <w:ind w:left="6507" w:hanging="360"/>
       </w:pPr>
       <w:rPr>
-        <w:rFonts w:hint="default" w:ascii="Courier New" w:hAnsi="Courier New" w:cs="Courier New"/>
+        <w:rFonts w:ascii="Courier New" w:hAnsi="Courier New" w:cs="Courier New" w:hint="default"/>
       </w:rPr>
     </w:lvl>
     <w:lvl w:ilvl="8" w:tplc="04160005" w:tentative="1">
@@ -4264,7 +4113,7 @@
         <w:ind w:left="7227" w:hanging="360"/>
       </w:pPr>
       <w:rPr>
-        <w:rFonts w:hint="default" w:ascii="Wingdings" w:hAnsi="Wingdings"/>
+        <w:rFonts w:ascii="Wingdings" w:hAnsi="Wingdings" w:hint="default"/>
       </w:rPr>
     </w:lvl>
   </w:abstractNum>
@@ -4281,7 +4130,7 @@
         <w:ind w:left="747" w:hanging="357"/>
       </w:pPr>
       <w:rPr>
-        <w:rFonts w:hint="default" w:ascii="Arial Narrow" w:hAnsi="Arial Narrow" w:eastAsia="Arial Narrow" w:cs="Arial Narrow"/>
+        <w:rFonts w:ascii="Arial Narrow" w:eastAsia="Arial Narrow" w:hAnsi="Arial Narrow" w:cs="Arial Narrow" w:hint="default"/>
         <w:b/>
         <w:bCs/>
         <w:spacing w:val="-2"/>
@@ -4401,7 +4250,7 @@
         <w:ind w:left="747" w:hanging="357"/>
       </w:pPr>
       <w:rPr>
-        <w:rFonts w:hint="default" w:ascii="Arial Narrow" w:hAnsi="Arial Narrow" w:eastAsia="Arial Narrow" w:cs="Arial Narrow"/>
+        <w:rFonts w:ascii="Arial Narrow" w:eastAsia="Arial Narrow" w:hAnsi="Arial Narrow" w:cs="Arial Narrow" w:hint="default"/>
         <w:b/>
         <w:bCs/>
         <w:spacing w:val="-2"/>
@@ -4598,27 +4447,27 @@
       </w:pPr>
     </w:lvl>
   </w:abstractNum>
-  <w:num w:numId="1" w16cid:durableId="265816976">
+  <w:num w:numId="1">
     <w:abstractNumId w:val="1"/>
   </w:num>
-  <w:num w:numId="2" w16cid:durableId="84570851">
+  <w:num w:numId="2">
     <w:abstractNumId w:val="2"/>
   </w:num>
-  <w:num w:numId="3" w16cid:durableId="1881743039">
+  <w:num w:numId="3">
     <w:abstractNumId w:val="3"/>
   </w:num>
-  <w:num w:numId="4" w16cid:durableId="1373142863">
+  <w:num w:numId="4">
     <w:abstractNumId w:val="0"/>
   </w:num>
 </w:numbering>
 </file>
 
 <file path=word/styles.xml><?xml version="1.0" encoding="utf-8"?>
-<w:styles xmlns:mc="http://schemas.openxmlformats.org/markup-compatibility/2006" xmlns:r="http://schemas.openxmlformats.org/officeDocument/2006/relationships" xmlns:w="http://schemas.openxmlformats.org/wordprocessingml/2006/main" xmlns:w14="http://schemas.microsoft.com/office/word/2010/wordml" xmlns:w15="http://schemas.microsoft.com/office/word/2012/wordml" xmlns:w16cex="http://schemas.microsoft.com/office/word/2018/wordml/cex" xmlns:w16cid="http://schemas.microsoft.com/office/word/2016/wordml/cid" xmlns:w16="http://schemas.microsoft.com/office/word/2018/wordml" xmlns:w16du="http://schemas.microsoft.com/office/word/2023/wordml/word16du" xmlns:w16sdtdh="http://schemas.microsoft.com/office/word/2020/wordml/sdtdatahash" xmlns:w16sdtfl="http://schemas.microsoft.com/office/word/2024/wordml/sdtformatlock" xmlns:w16se="http://schemas.microsoft.com/office/word/2015/wordml/symex" mc:Ignorable="w14 w15 w16se w16cid w16 w16cex w16sdtdh w16sdtfl w16du">
+<w:styles xmlns:mc="http://schemas.openxmlformats.org/markup-compatibility/2006" xmlns:r="http://schemas.openxmlformats.org/officeDocument/2006/relationships" xmlns:w="http://schemas.openxmlformats.org/wordprocessingml/2006/main" xmlns:w14="http://schemas.microsoft.com/office/word/2010/wordml" xmlns:w15="http://schemas.microsoft.com/office/word/2012/wordml" xmlns:w16cex="http://schemas.microsoft.com/office/word/2018/wordml/cex" xmlns:w16cid="http://schemas.microsoft.com/office/word/2016/wordml/cid" xmlns:w16="http://schemas.microsoft.com/office/word/2018/wordml" xmlns:w16sdtdh="http://schemas.microsoft.com/office/word/2020/wordml/sdtdatahash" xmlns:w16se="http://schemas.microsoft.com/office/word/2015/wordml/symex" mc:Ignorable="w14 w15 w16se w16cid w16 w16cex w16sdtdh">
   <w:docDefaults>
     <w:rPrDefault>
       <w:rPr>
-        <w:rFonts w:asciiTheme="minorHAnsi" w:hAnsiTheme="minorHAnsi" w:eastAsiaTheme="minorHAnsi" w:cstheme="minorBidi"/>
+        <w:rFonts w:asciiTheme="minorHAnsi" w:eastAsiaTheme="minorHAnsi" w:hAnsiTheme="minorHAnsi" w:cstheme="minorBidi"/>
         <w:sz w:val="22"/>
         <w:szCs w:val="22"/>
         <w:lang w:val="en-US" w:eastAsia="en-US" w:bidi="ar-SA"/>
@@ -4635,14 +4484,14 @@
   <w:latentStyles w:defLockedState="0" w:defUIPriority="99" w:defSemiHidden="0" w:defUnhideWhenUsed="0" w:defQFormat="0" w:count="376">
     <w:lsdException w:name="Normal" w:uiPriority="0" w:qFormat="1"/>
     <w:lsdException w:name="heading 1" w:uiPriority="9" w:qFormat="1"/>
-    <w:lsdException w:name="heading 2" w:uiPriority="9" w:semiHidden="1" w:unhideWhenUsed="1" w:qFormat="1"/>
-    <w:lsdException w:name="heading 3" w:uiPriority="9" w:semiHidden="1" w:unhideWhenUsed="1" w:qFormat="1"/>
-    <w:lsdException w:name="heading 4" w:uiPriority="9" w:semiHidden="1" w:unhideWhenUsed="1" w:qFormat="1"/>
-    <w:lsdException w:name="heading 5" w:uiPriority="9" w:semiHidden="1" w:unhideWhenUsed="1" w:qFormat="1"/>
-    <w:lsdException w:name="heading 6" w:uiPriority="9" w:semiHidden="1" w:unhideWhenUsed="1" w:qFormat="1"/>
-    <w:lsdException w:name="heading 7" w:uiPriority="9" w:semiHidden="1" w:unhideWhenUsed="1" w:qFormat="1"/>
-    <w:lsdException w:name="heading 8" w:uiPriority="9" w:semiHidden="1" w:unhideWhenUsed="1" w:qFormat="1"/>
-    <w:lsdException w:name="heading 9" w:uiPriority="9" w:semiHidden="1" w:unhideWhenUsed="1" w:qFormat="1"/>
+    <w:lsdException w:name="heading 2" w:semiHidden="1" w:uiPriority="9" w:unhideWhenUsed="1" w:qFormat="1"/>
+    <w:lsdException w:name="heading 3" w:semiHidden="1" w:uiPriority="9" w:unhideWhenUsed="1" w:qFormat="1"/>
+    <w:lsdException w:name="heading 4" w:semiHidden="1" w:uiPriority="9" w:unhideWhenUsed="1" w:qFormat="1"/>
+    <w:lsdException w:name="heading 5" w:semiHidden="1" w:uiPriority="9" w:unhideWhenUsed="1" w:qFormat="1"/>
+    <w:lsdException w:name="heading 6" w:semiHidden="1" w:uiPriority="9" w:unhideWhenUsed="1" w:qFormat="1"/>
+    <w:lsdException w:name="heading 7" w:semiHidden="1" w:uiPriority="9" w:unhideWhenUsed="1" w:qFormat="1"/>
+    <w:lsdException w:name="heading 8" w:semiHidden="1" w:uiPriority="9" w:unhideWhenUsed="1" w:qFormat="1"/>
+    <w:lsdException w:name="heading 9" w:semiHidden="1" w:uiPriority="9" w:unhideWhenUsed="1" w:qFormat="1"/>
     <w:lsdException w:name="index 1" w:semiHidden="1" w:unhideWhenUsed="1"/>
     <w:lsdException w:name="index 2" w:semiHidden="1" w:unhideWhenUsed="1"/>
     <w:lsdException w:name="index 3" w:semiHidden="1" w:unhideWhenUsed="1"/>
@@ -4652,22 +4501,22 @@
     <w:lsdException w:name="index 7" w:semiHidden="1" w:unhideWhenUsed="1"/>
     <w:lsdException w:name="index 8" w:semiHidden="1" w:unhideWhenUsed="1"/>
     <w:lsdException w:name="index 9" w:semiHidden="1" w:unhideWhenUsed="1"/>
-    <w:lsdException w:name="toc 1" w:uiPriority="39" w:semiHidden="1" w:unhideWhenUsed="1"/>
-    <w:lsdException w:name="toc 2" w:uiPriority="39" w:semiHidden="1" w:unhideWhenUsed="1"/>
-    <w:lsdException w:name="toc 3" w:uiPriority="39" w:semiHidden="1" w:unhideWhenUsed="1"/>
-    <w:lsdException w:name="toc 4" w:uiPriority="39" w:semiHidden="1" w:unhideWhenUsed="1"/>
-    <w:lsdException w:name="toc 5" w:uiPriority="39" w:semiHidden="1" w:unhideWhenUsed="1"/>
-    <w:lsdException w:name="toc 6" w:uiPriority="39" w:semiHidden="1" w:unhideWhenUsed="1"/>
-    <w:lsdException w:name="toc 7" w:uiPriority="39" w:semiHidden="1" w:unhideWhenUsed="1"/>
-    <w:lsdException w:name="toc 8" w:uiPriority="39" w:semiHidden="1" w:unhideWhenUsed="1"/>
-    <w:lsdException w:name="toc 9" w:uiPriority="39" w:semiHidden="1" w:unhideWhenUsed="1"/>
+    <w:lsdException w:name="toc 1" w:semiHidden="1" w:uiPriority="39" w:unhideWhenUsed="1"/>
+    <w:lsdException w:name="toc 2" w:semiHidden="1" w:uiPriority="39" w:unhideWhenUsed="1"/>
+    <w:lsdException w:name="toc 3" w:semiHidden="1" w:uiPriority="39" w:unhideWhenUsed="1"/>
+    <w:lsdException w:name="toc 4" w:semiHidden="1" w:uiPriority="39" w:unhideWhenUsed="1"/>
+    <w:lsdException w:name="toc 5" w:semiHidden="1" w:uiPriority="39" w:unhideWhenUsed="1"/>
+    <w:lsdException w:name="toc 6" w:semiHidden="1" w:uiPriority="39" w:unhideWhenUsed="1"/>
+    <w:lsdException w:name="toc 7" w:semiHidden="1" w:uiPriority="39" w:unhideWhenUsed="1"/>
+    <w:lsdException w:name="toc 8" w:semiHidden="1" w:uiPriority="39" w:unhideWhenUsed="1"/>
+    <w:lsdException w:name="toc 9" w:semiHidden="1" w:uiPriority="39" w:unhideWhenUsed="1"/>
     <w:lsdException w:name="Normal Indent" w:semiHidden="1" w:unhideWhenUsed="1"/>
     <w:lsdException w:name="footnote text" w:semiHidden="1" w:unhideWhenUsed="1"/>
     <w:lsdException w:name="annotation text" w:semiHidden="1" w:unhideWhenUsed="1"/>
     <w:lsdException w:name="header" w:semiHidden="1" w:unhideWhenUsed="1"/>
     <w:lsdException w:name="footer" w:semiHidden="1" w:unhideWhenUsed="1"/>
     <w:lsdException w:name="index heading" w:semiHidden="1" w:unhideWhenUsed="1"/>
-    <w:lsdException w:name="caption" w:uiPriority="35" w:semiHidden="1" w:unhideWhenUsed="1" w:qFormat="1"/>
+    <w:lsdException w:name="caption" w:semiHidden="1" w:uiPriority="35" w:unhideWhenUsed="1" w:qFormat="1"/>
     <w:lsdException w:name="table of figures" w:semiHidden="1" w:unhideWhenUsed="1"/>
     <w:lsdException w:name="envelope address" w:semiHidden="1" w:unhideWhenUsed="1"/>
     <w:lsdException w:name="envelope return" w:semiHidden="1" w:unhideWhenUsed="1"/>
@@ -4698,7 +4547,7 @@
     <w:lsdException w:name="Title" w:uiPriority="10" w:qFormat="1"/>
     <w:lsdException w:name="Closing" w:semiHidden="1" w:unhideWhenUsed="1"/>
     <w:lsdException w:name="Signature" w:semiHidden="1" w:unhideWhenUsed="1"/>
-    <w:lsdException w:name="Default Paragraph Font" w:uiPriority="1" w:semiHidden="1" w:unhideWhenUsed="1"/>
+    <w:lsdException w:name="Default Paragraph Font" w:semiHidden="1" w:uiPriority="1" w:unhideWhenUsed="1"/>
     <w:lsdException w:name="Body Text" w:semiHidden="1" w:unhideWhenUsed="1"/>
     <w:lsdException w:name="Body Text Indent" w:semiHidden="1" w:unhideWhenUsed="1"/>
     <w:lsdException w:name="List Continue" w:semiHidden="1" w:unhideWhenUsed="1"/>
@@ -4898,8 +4747,8 @@
     <w:lsdException w:name="Subtle Reference" w:uiPriority="31" w:qFormat="1"/>
     <w:lsdException w:name="Intense Reference" w:uiPriority="32" w:qFormat="1"/>
     <w:lsdException w:name="Book Title" w:uiPriority="33" w:qFormat="1"/>
-    <w:lsdException w:name="Bibliography" w:uiPriority="37" w:semiHidden="1" w:unhideWhenUsed="1"/>
-    <w:lsdException w:name="TOC Heading" w:uiPriority="39" w:semiHidden="1" w:unhideWhenUsed="1" w:qFormat="1"/>
+    <w:lsdException w:name="Bibliography" w:semiHidden="1" w:uiPriority="37" w:unhideWhenUsed="1"/>
+    <w:lsdException w:name="TOC Heading" w:semiHidden="1" w:uiPriority="39" w:unhideWhenUsed="1" w:qFormat="1"/>
     <w:lsdException w:name="Plain Table 1" w:uiPriority="41"/>
     <w:lsdException w:name="Plain Table 2" w:uiPriority="42"/>
     <w:lsdException w:name="Plain Table 3" w:uiPriority="43"/>
@@ -5010,11 +4859,11 @@
     <w:lsdException w:name="Unresolved Mention" w:semiHidden="1" w:unhideWhenUsed="1"/>
     <w:lsdException w:name="Smart Link" w:semiHidden="1" w:unhideWhenUsed="1"/>
   </w:latentStyles>
-  <w:style w:type="paragraph" w:styleId="Normal" w:default="1">
+  <w:style w:type="paragraph" w:default="1" w:styleId="Normal">
     <w:name w:val="Normal"/>
     <w:qFormat/>
     <w:rPr>
-      <w:rFonts w:ascii="Courier New" w:hAnsi="Courier New" w:eastAsia="Courier New" w:cs="Courier New"/>
+      <w:rFonts w:ascii="Courier New" w:eastAsia="Courier New" w:hAnsi="Courier New" w:cs="Courier New"/>
       <w:lang w:val="pt-PT"/>
     </w:rPr>
   </w:style>
@@ -5028,19 +4877,20 @@
       <w:outlineLvl w:val="0"/>
     </w:pPr>
     <w:rPr>
-      <w:rFonts w:ascii="Arial" w:hAnsi="Arial" w:eastAsia="Arial" w:cs="Arial"/>
+      <w:rFonts w:ascii="Arial" w:eastAsia="Arial" w:hAnsi="Arial" w:cs="Arial"/>
       <w:b/>
       <w:bCs/>
       <w:sz w:val="20"/>
       <w:szCs w:val="20"/>
     </w:rPr>
   </w:style>
-  <w:style w:type="character" w:styleId="Fontepargpadro" w:default="1">
+  <w:style w:type="character" w:default="1" w:styleId="Fontepargpadro">
     <w:name w:val="Default Paragraph Font"/>
     <w:uiPriority w:val="1"/>
+    <w:semiHidden/>
     <w:unhideWhenUsed/>
   </w:style>
-  <w:style w:type="table" w:styleId="Tabelanormal" w:default="1">
+  <w:style w:type="table" w:default="1" w:styleId="Tabelanormal">
     <w:name w:val="Normal Table"/>
     <w:uiPriority w:val="99"/>
     <w:semiHidden/>
@@ -5055,13 +4905,13 @@
       </w:tblCellMar>
     </w:tblPr>
   </w:style>
-  <w:style w:type="numbering" w:styleId="Semlista" w:default="1">
+  <w:style w:type="numbering" w:default="1" w:styleId="Semlista">
     <w:name w:val="No List"/>
     <w:uiPriority w:val="99"/>
     <w:semiHidden/>
     <w:unhideWhenUsed/>
   </w:style>
-  <w:style w:type="table" w:styleId="TableNormal" w:customStyle="1">
+  <w:style w:type="table" w:customStyle="1" w:styleId="TableNormal">
     <w:name w:val="Table Normal"/>
     <w:uiPriority w:val="2"/>
     <w:semiHidden/>
@@ -5100,7 +4950,7 @@
       <w:jc w:val="center"/>
     </w:pPr>
     <w:rPr>
-      <w:rFonts w:ascii="Arial Narrow" w:hAnsi="Arial Narrow" w:eastAsia="Arial Narrow" w:cs="Arial Narrow"/>
+      <w:rFonts w:ascii="Arial Narrow" w:eastAsia="Arial Narrow" w:hAnsi="Arial Narrow" w:cs="Arial Narrow"/>
       <w:b/>
       <w:bCs/>
       <w:sz w:val="40"/>
@@ -5113,7 +4963,7 @@
     <w:uiPriority w:val="1"/>
     <w:qFormat/>
   </w:style>
-  <w:style w:type="paragraph" w:styleId="TableParagraph" w:customStyle="1">
+  <w:style w:type="paragraph" w:customStyle="1" w:styleId="TableParagraph">
     <w:name w:val="Table Paragraph"/>
     <w:basedOn w:val="Normal"/>
     <w:uiPriority w:val="1"/>
@@ -5144,14 +4994,14 @@
       </w:tabs>
     </w:pPr>
   </w:style>
-  <w:style w:type="character" w:styleId="CabealhoChar" w:customStyle="1">
+  <w:style w:type="character" w:customStyle="1" w:styleId="CabealhoChar">
     <w:name w:val="Cabeçalho Char"/>
     <w:basedOn w:val="Fontepargpadro"/>
     <w:link w:val="Cabealho"/>
     <w:uiPriority w:val="99"/>
     <w:rsid w:val="00607DA2"/>
     <w:rPr>
-      <w:rFonts w:ascii="Courier New" w:hAnsi="Courier New" w:eastAsia="Courier New" w:cs="Courier New"/>
+      <w:rFonts w:ascii="Courier New" w:eastAsia="Courier New" w:hAnsi="Courier New" w:cs="Courier New"/>
       <w:lang w:val="pt-PT"/>
     </w:rPr>
   </w:style>
@@ -5169,14 +5019,14 @@
       </w:tabs>
     </w:pPr>
   </w:style>
-  <w:style w:type="character" w:styleId="RodapChar" w:customStyle="1">
+  <w:style w:type="character" w:customStyle="1" w:styleId="RodapChar">
     <w:name w:val="Rodapé Char"/>
     <w:basedOn w:val="Fontepargpadro"/>
     <w:link w:val="Rodap"/>
     <w:uiPriority w:val="99"/>
     <w:rsid w:val="00607DA2"/>
     <w:rPr>
-      <w:rFonts w:ascii="Courier New" w:hAnsi="Courier New" w:eastAsia="Courier New" w:cs="Courier New"/>
+      <w:rFonts w:ascii="Courier New" w:eastAsia="Courier New" w:hAnsi="Courier New" w:cs="Courier New"/>
       <w:lang w:val="pt-PT"/>
     </w:rPr>
   </w:style>
@@ -5187,12 +5037,12 @@
     <w:rsid w:val="003D5C0E"/>
     <w:tblPr>
       <w:tblBorders>
-        <w:top w:val="single" w:color="auto" w:sz="4" w:space="0"/>
-        <w:left w:val="single" w:color="auto" w:sz="4" w:space="0"/>
-        <w:bottom w:val="single" w:color="auto" w:sz="4" w:space="0"/>
-        <w:right w:val="single" w:color="auto" w:sz="4" w:space="0"/>
-        <w:insideH w:val="single" w:color="auto" w:sz="4" w:space="0"/>
-        <w:insideV w:val="single" w:color="auto" w:sz="4" w:space="0"/>
+        <w:top w:val="single" w:sz="4" w:space="0" w:color="auto"/>
+        <w:left w:val="single" w:sz="4" w:space="0" w:color="auto"/>
+        <w:bottom w:val="single" w:sz="4" w:space="0" w:color="auto"/>
+        <w:right w:val="single" w:sz="4" w:space="0" w:color="auto"/>
+        <w:insideH w:val="single" w:sz="4" w:space="0" w:color="auto"/>
+        <w:insideV w:val="single" w:sz="4" w:space="0" w:color="auto"/>
       </w:tblBorders>
     </w:tblPr>
   </w:style>
